--- a/chapters/13-standardization-parametric-g-formula.docx
+++ b/chapters/13-standardization-parametric-g-formula.docx
@@ -401,10 +401,12 @@
               <m:oMath>
                 <m:r>
                   <m:rPr>
-                    <m:nor/>
                     <m:sty m:val="p"/>
                   </m:rPr>
                   <m:t>E</m:t>
+                </m:r>
+                <m:r>
+                  <m:t>​</m:t>
                 </m:r>
                 <m:d>
                   <m:dPr>
@@ -456,6 +458,9 @@
                   </m:e>
                 </m:d>
                 <m:r>
+                  <m:t>​</m:t>
+                </m:r>
+                <m:r>
                   <m:rPr>
                     <m:sty m:val="p"/>
                   </m:rPr>
@@ -463,10 +468,12 @@
                 </m:r>
                 <m:r>
                   <m:rPr>
-                    <m:nor/>
                     <m:sty m:val="p"/>
                   </m:rPr>
                   <m:t>E</m:t>
+                </m:r>
+                <m:r>
+                  <m:t>​</m:t>
                 </m:r>
                 <m:d>
                   <m:dPr>
@@ -517,6 +524,9 @@
                     </m:sSup>
                   </m:e>
                 </m:d>
+                <m:r>
+                  <m:t>​</m:t>
+                </m:r>
               </m:oMath>
             </m:oMathPara>
           </w:p>
@@ -545,10 +555,12 @@
       <m:oMath>
         <m:r>
           <m:rPr>
-            <m:nor/>
             <m:sty m:val="p"/>
           </m:rPr>
           <m:t>E</m:t>
+        </m:r>
+        <m:r>
+          <m:t>​</m:t>
         </m:r>
         <m:d>
           <m:dPr>
@@ -600,6 +612,9 @@
           </m:e>
         </m:d>
         <m:r>
+          <m:t>​</m:t>
+        </m:r>
+        <m:r>
           <m:rPr>
             <m:sty m:val="p"/>
           </m:rPr>
@@ -607,10 +622,12 @@
         </m:r>
         <m:r>
           <m:rPr>
-            <m:nor/>
             <m:sty m:val="p"/>
           </m:rPr>
           <m:t>E</m:t>
+        </m:r>
+        <m:r>
+          <m:t>​</m:t>
         </m:r>
         <m:d>
           <m:dPr>
@@ -662,6 +679,9 @@
           </m:e>
         </m:d>
         <m:r>
+          <m:t>​</m:t>
+        </m:r>
+        <m:r>
           <m:rPr>
             <m:sty m:val="p"/>
           </m:rPr>
@@ -826,10 +846,12 @@
       <m:oMath>
         <m:r>
           <m:rPr>
-            <m:nor/>
             <m:sty m:val="p"/>
           </m:rPr>
           <m:t>E</m:t>
+        </m:r>
+        <m:r>
+          <m:t>​</m:t>
         </m:r>
         <m:d>
           <m:dPr>
@@ -871,6 +893,9 @@
             </m:sSup>
           </m:e>
         </m:d>
+        <m:r>
+          <m:t>​</m:t>
+        </m:r>
       </m:oMath>
       <w:r>
         <w:t xml:space="preserve"> </w:t>
@@ -1085,13 +1110,15 @@
                   <m:e>
                     <m:r>
                       <m:rPr>
-                        <m:nor/>
                         <m:sty m:val="p"/>
                       </m:rPr>
                       <m:t>E</m:t>
                     </m:r>
                   </m:e>
                 </m:nary>
+                <m:r>
+                  <m:t>​</m:t>
+                </m:r>
                 <m:d>
                   <m:dPr>
                     <m:begChr m:val="["/>
@@ -1159,6 +1186,9 @@
                     </m:r>
                   </m:e>
                 </m:d>
+                <m:r>
+                  <m:t>​</m:t>
+                </m:r>
                 <m:r>
                   <m:rPr>
                     <m:sty m:val="p"/>
@@ -1336,10 +1366,12 @@
               </m:r>
               <m:r>
                 <m:rPr>
-                  <m:nor/>
                   <m:sty m:val="p"/>
                 </m:rPr>
                 <m:t>E</m:t>
+              </m:r>
+              <m:r>
+                <m:t>​</m:t>
               </m:r>
               <m:d>
                 <m:dPr>
@@ -1408,6 +1440,9 @@
                   </m:r>
                 </m:e>
               </m:d>
+              <m:r>
+                <m:t>​</m:t>
+              </m:r>
               <m:r>
                 <m:t> </m:t>
               </m:r>
@@ -2006,10 +2041,12 @@
             <m:oMath>
               <m:r>
                 <m:rPr>
-                  <m:nor/>
                   <m:sty m:val="p"/>
                 </m:rPr>
                 <m:t>E</m:t>
+              </m:r>
+              <m:r>
+                <m:t>​</m:t>
               </m:r>
               <m:d>
                 <m:dPr>
@@ -2051,6 +2088,9 @@
                   </m:sSup>
                 </m:e>
               </m:d>
+              <m:r>
+                <m:t>​</m:t>
+              </m:r>
             </m:oMath>
             <w:r>
               <w:t xml:space="preserve">.</w:t>
@@ -2238,10 +2278,12 @@
                   <m:e>
                     <m:r>
                       <m:rPr>
-                        <m:nor/>
                         <m:sty m:val="p"/>
                       </m:rPr>
                       <m:t>E</m:t>
+                    </m:r>
+                    <m:r>
+                      <m:t>​</m:t>
                     </m:r>
                     <m:d>
                       <m:dPr>
@@ -2284,6 +2326,9 @@
                       </m:e>
                     </m:d>
                     <m:r>
+                      <m:t>​</m:t>
+                    </m:r>
+                    <m:r>
                       <m:t>&amp;</m:t>
                     </m:r>
                     <m:r>
@@ -2312,13 +2357,15 @@
                       <m:e>
                         <m:r>
                           <m:rPr>
-                            <m:nor/>
                             <m:sty m:val="p"/>
                           </m:rPr>
                           <m:t>E</m:t>
                         </m:r>
                       </m:e>
                     </m:nary>
+                    <m:r>
+                      <m:t>​</m:t>
+                    </m:r>
                     <m:d>
                       <m:dPr>
                         <m:begChr m:val="["/>
@@ -2378,6 +2425,9 @@
                       </m:e>
                     </m:d>
                     <m:r>
+                      <m:t>​</m:t>
+                    </m:r>
+                    <m:r>
                       <m:rPr>
                         <m:sty m:val="p"/>
                       </m:rPr>
@@ -2451,13 +2501,15 @@
                       <m:e>
                         <m:r>
                           <m:rPr>
-                            <m:nor/>
                             <m:sty m:val="p"/>
                           </m:rPr>
                           <m:t>E</m:t>
                         </m:r>
                       </m:e>
                     </m:nary>
+                    <m:r>
+                      <m:t>​</m:t>
+                    </m:r>
                     <m:d>
                       <m:dPr>
                         <m:begChr m:val="["/>
@@ -2553,6 +2605,9 @@
                       </m:e>
                     </m:d>
                     <m:r>
+                      <m:t>​</m:t>
+                    </m:r>
+                    <m:r>
                       <m:rPr>
                         <m:sty m:val="p"/>
                       </m:rPr>
@@ -2667,13 +2722,15 @@
                       <m:e>
                         <m:r>
                           <m:rPr>
-                            <m:nor/>
                             <m:sty m:val="p"/>
                           </m:rPr>
                           <m:t>E</m:t>
                         </m:r>
                       </m:e>
                     </m:nary>
+                    <m:r>
+                      <m:t>​</m:t>
+                    </m:r>
                     <m:d>
                       <m:dPr>
                         <m:begChr m:val="["/>
@@ -2741,6 +2798,9 @@
                         </m:r>
                       </m:e>
                     </m:d>
+                    <m:r>
+                      <m:t>​</m:t>
+                    </m:r>
                     <m:r>
                       <m:rPr>
                         <m:sty m:val="p"/>
@@ -2986,10 +3046,12 @@
       <m:oMath>
         <m:r>
           <m:rPr>
-            <m:nor/>
             <m:sty m:val="p"/>
           </m:rPr>
           <m:t>E</m:t>
+        </m:r>
+        <m:r>
+          <m:t>​</m:t>
         </m:r>
         <m:d>
           <m:dPr>
@@ -3040,6 +3102,9 @@
             </m:sSup>
           </m:e>
         </m:d>
+        <m:r>
+          <m:t>​</m:t>
+        </m:r>
       </m:oMath>
       <w:r>
         <w:t xml:space="preserve">;</w:t>
@@ -3079,10 +3144,12 @@
       <m:oMath>
         <m:r>
           <m:rPr>
-            <m:nor/>
             <m:sty m:val="p"/>
           </m:rPr>
           <m:t>E</m:t>
+        </m:r>
+        <m:r>
+          <m:t>​</m:t>
         </m:r>
         <m:d>
           <m:dPr>
@@ -3133,6 +3200,9 @@
             </m:sSup>
           </m:e>
         </m:d>
+        <m:r>
+          <m:t>​</m:t>
+        </m:r>
       </m:oMath>
       <w:r>
         <w:t xml:space="preserve">.</w:t>
@@ -3620,10 +3690,12 @@
             <m:oMath>
               <m:r>
                 <m:rPr>
-                  <m:nor/>
                   <m:sty m:val="p"/>
                 </m:rPr>
                 <m:t>E</m:t>
+              </m:r>
+              <m:r>
+                <m:t>​</m:t>
               </m:r>
               <m:d>
                 <m:dPr>
@@ -3692,6 +3764,9 @@
                   </m:r>
                 </m:e>
               </m:d>
+              <m:r>
+                <m:t>​</m:t>
+              </m:r>
             </m:oMath>
             <w:r>
               <w:t xml:space="preserve"> </w:t>
@@ -3857,10 +3932,12 @@
             <m:oMath>
               <m:r>
                 <m:rPr>
-                  <m:nor/>
                   <m:sty m:val="p"/>
                 </m:rPr>
                 <m:t>E</m:t>
+              </m:r>
+              <m:r>
+                <m:t>​</m:t>
               </m:r>
               <m:d>
                 <m:dPr>
@@ -3929,6 +4006,9 @@
                   </m:r>
                 </m:e>
               </m:d>
+              <m:r>
+                <m:t>​</m:t>
+              </m:r>
             </m:oMath>
             <w:r>
               <w:t xml:space="preserve"> </w:t>
@@ -4034,10 +4114,12 @@
             <m:oMath>
               <m:r>
                 <m:rPr>
-                  <m:nor/>
                   <m:sty m:val="p"/>
                 </m:rPr>
                 <m:t>E</m:t>
+              </m:r>
+              <m:r>
+                <m:t>​</m:t>
               </m:r>
               <m:d>
                 <m:dPr>
@@ -4088,6 +4170,9 @@
                   </m:r>
                 </m:e>
               </m:d>
+              <m:r>
+                <m:t>​</m:t>
+              </m:r>
             </m:oMath>
             <w:r>
               <w:t xml:space="preserve"> </w:t>
@@ -4211,20 +4296,15 @@
         <w:t xml:space="preserve"> </w:t>
       </w:r>
       <m:oMath>
-        <m:acc>
-          <m:accPr>
-            <m:chr m:val="̂"/>
-          </m:accPr>
-          <m:e>
-            <m:r>
-              <m:rPr>
-                <m:nor/>
-                <m:sty m:val="p"/>
-              </m:rPr>
-              <m:t>E</m:t>
-            </m:r>
-          </m:e>
-        </m:acc>
+        <m:r>
+          <m:rPr>
+            <m:sty m:val="p"/>
+          </m:rPr>
+          <m:t/>
+        </m:r>
+        <m:r>
+          <m:t>​</m:t>
+        </m:r>
         <m:d>
           <m:dPr>
             <m:begChr m:val="["/>
@@ -4292,6 +4372,9 @@
             </m:r>
           </m:e>
         </m:d>
+        <m:r>
+          <m:t>​</m:t>
+        </m:r>
       </m:oMath>
       <w:r>
         <w:t xml:space="preserve"> </w:t>
@@ -4919,13 +5002,15 @@
                   <m:e>
                     <m:r>
                       <m:rPr>
-                        <m:nor/>
                         <m:sty m:val="p"/>
                       </m:rPr>
                       <m:t>E</m:t>
                     </m:r>
                   </m:e>
                 </m:nary>
+                <m:r>
+                  <m:t>​</m:t>
+                </m:r>
                 <m:d>
                   <m:dPr>
                     <m:begChr m:val="["/>
@@ -4993,6 +5078,9 @@
                     </m:r>
                   </m:e>
                 </m:d>
+                <m:r>
+                  <m:t>​</m:t>
+                </m:r>
                 <m:r>
                   <m:rPr>
                     <m:sty m:val="p"/>
@@ -5031,10 +5119,12 @@
                 </m:r>
                 <m:r>
                   <m:rPr>
-                    <m:nor/>
                     <m:sty m:val="p"/>
                   </m:rPr>
                   <m:t>E</m:t>
+                </m:r>
+                <m:r>
+                  <m:t>​</m:t>
                 </m:r>
                 <m:d>
                   <m:dPr>
@@ -5046,10 +5136,12 @@
                   <m:e>
                     <m:r>
                       <m:rPr>
-                        <m:nor/>
                         <m:sty m:val="p"/>
                       </m:rPr>
                       <m:t>E</m:t>
+                    </m:r>
+                    <m:r>
+                      <m:t>​</m:t>
                     </m:r>
                     <m:d>
                       <m:dPr>
@@ -5109,8 +5201,14 @@
                         </m:r>
                       </m:e>
                     </m:d>
+                    <m:r>
+                      <m:t>​</m:t>
+                    </m:r>
                   </m:e>
                 </m:d>
+                <m:r>
+                  <m:t>​</m:t>
+                </m:r>
               </m:oMath>
             </m:oMathPara>
           </w:p>
@@ -5242,10 +5340,12 @@
               </m:r>
               <m:r>
                 <m:rPr>
-                  <m:nor/>
                   <m:sty m:val="p"/>
                 </m:rPr>
                 <m:t>E</m:t>
+              </m:r>
+              <m:r>
+                <m:t>​</m:t>
               </m:r>
               <m:d>
                 <m:dPr>
@@ -5314,6 +5414,9 @@
                   </m:r>
                 </m:e>
               </m:d>
+              <m:r>
+                <m:t>​</m:t>
+              </m:r>
             </m:oMath>
             <w:r>
               <w:t xml:space="preserve">, we have</w:t>
@@ -5324,10 +5427,12 @@
             <m:oMath>
               <m:r>
                 <m:rPr>
-                  <m:nor/>
                   <m:sty m:val="p"/>
                 </m:rPr>
                 <m:t>E</m:t>
+              </m:r>
+              <m:r>
+                <m:t>​</m:t>
               </m:r>
               <m:d>
                 <m:dPr>
@@ -5357,6 +5462,9 @@
                   </m:r>
                 </m:e>
               </m:d>
+              <m:r>
+                <m:t>​</m:t>
+              </m:r>
               <m:r>
                 <m:rPr>
                   <m:sty m:val="p"/>
@@ -5543,22 +5651,17 @@
               </m:r>
             </m:sup>
             <m:e>
-              <m:acc>
-                <m:accPr>
-                  <m:chr m:val="̂"/>
-                </m:accPr>
-                <m:e>
-                  <m:r>
-                    <m:rPr>
-                      <m:nor/>
-                      <m:sty m:val="p"/>
-                    </m:rPr>
-                    <m:t>E</m:t>
-                  </m:r>
-                </m:e>
-              </m:acc>
+              <m:r>
+                <m:rPr>
+                  <m:sty m:val="p"/>
+                </m:rPr>
+                <m:t/>
+              </m:r>
             </m:e>
           </m:nary>
+          <m:r>
+            <m:t>​</m:t>
+          </m:r>
           <m:d>
             <m:dPr>
               <m:begChr m:val="["/>
@@ -5635,6 +5738,9 @@
               </m:sSub>
             </m:e>
           </m:d>
+          <m:r>
+            <m:t>​</m:t>
+          </m:r>
         </m:oMath>
       </m:oMathPara>
     </w:p>
@@ -7823,10 +7929,12 @@
             <m:oMath>
               <m:r>
                 <m:rPr>
-                  <m:nor/>
                   <m:sty m:val="p"/>
                 </m:rPr>
                 <m:t>E</m:t>
+              </m:r>
+              <m:r>
+                <m:t>​</m:t>
               </m:r>
               <m:d>
                 <m:dPr>
@@ -7886,6 +7994,9 @@
                   </m:r>
                 </m:e>
               </m:d>
+              <m:r>
+                <m:t>​</m:t>
+              </m:r>
             </m:oMath>
             <w:r>
               <w:t xml:space="preserve"> </w:t>
@@ -8695,10 +8806,12 @@
             <m:oMath>
               <m:r>
                 <m:rPr>
-                  <m:nor/>
                   <m:sty m:val="p"/>
                 </m:rPr>
                 <m:t>E</m:t>
+              </m:r>
+              <m:r>
+                <m:t>​</m:t>
               </m:r>
               <m:d>
                 <m:dPr>
@@ -8731,6 +8844,9 @@
                   </m:sSup>
                 </m:e>
               </m:d>
+              <m:r>
+                <m:t>​</m:t>
+              </m:r>
             </m:oMath>
             <w:r>
               <w:t xml:space="preserve"> </w:t>
@@ -8930,10 +9046,12 @@
       <m:oMath>
         <m:r>
           <m:rPr>
-            <m:nor/>
             <m:sty m:val="p"/>
           </m:rPr>
           <m:t>E</m:t>
+        </m:r>
+        <m:r>
+          <m:t>​</m:t>
         </m:r>
         <m:d>
           <m:dPr>
@@ -8967,6 +9085,9 @@
           </m:e>
         </m:d>
         <m:r>
+          <m:t>​</m:t>
+        </m:r>
+        <m:r>
           <m:rPr>
             <m:sty m:val="p"/>
           </m:rPr>
@@ -8974,10 +9095,12 @@
         </m:r>
         <m:r>
           <m:rPr>
-            <m:nor/>
             <m:sty m:val="p"/>
           </m:rPr>
           <m:t>E</m:t>
+        </m:r>
+        <m:r>
+          <m:t>​</m:t>
         </m:r>
         <m:d>
           <m:dPr>
@@ -9010,6 +9133,9 @@
             </m:sSup>
           </m:e>
         </m:d>
+        <m:r>
+          <m:t>​</m:t>
+        </m:r>
       </m:oMath>
       <w:r>
         <w:t xml:space="preserve">, built from doubly robust estimators (</w:t>
@@ -9499,10 +9625,12 @@
             <m:oMath>
               <m:r>
                 <m:rPr>
-                  <m:nor/>
                   <m:sty m:val="p"/>
                 </m:rPr>
                 <m:t>E</m:t>
+              </m:r>
+              <m:r>
+                <m:t>​</m:t>
               </m:r>
               <m:d>
                 <m:dPr>
@@ -9544,6 +9672,9 @@
                   </m:r>
                 </m:e>
               </m:d>
+              <m:r>
+                <m:t>​</m:t>
+              </m:r>
             </m:oMath>
             <w:r>
               <w:t xml:space="preserve"> </w:t>
@@ -10161,10 +10292,12 @@
               </m:limUpp>
               <m:r>
                 <m:rPr>
-                  <m:nor/>
                   <m:sty m:val="p"/>
                 </m:rPr>
                 <m:t>E</m:t>
+              </m:r>
+              <m:r>
+                <m:t>​</m:t>
               </m:r>
               <m:d>
                 <m:dPr>
@@ -10206,6 +10339,9 @@
                   </m:r>
                 </m:e>
               </m:d>
+              <m:r>
+                <m:t>​</m:t>
+              </m:r>
             </m:oMath>
             <w:r>
               <w:t xml:space="preserve">;</w:t>
@@ -10379,10 +10515,12 @@
             <m:oMath>
               <m:r>
                 <m:rPr>
-                  <m:nor/>
                   <m:sty m:val="p"/>
                 </m:rPr>
                 <m:t>E</m:t>
+              </m:r>
+              <m:r>
+                <m:t>​</m:t>
               </m:r>
               <m:d>
                 <m:dPr>
@@ -10415,6 +10553,9 @@
                   </m:r>
                 </m:e>
               </m:d>
+              <m:r>
+                <m:t>​</m:t>
+              </m:r>
             </m:oMath>
             <w:r>
               <w:t xml:space="preserve"> </w:t>
@@ -10565,10 +10706,12 @@
             <m:oMath>
               <m:r>
                 <m:rPr>
-                  <m:nor/>
                   <m:sty m:val="p"/>
                 </m:rPr>
                 <m:t>E</m:t>
+              </m:r>
+              <m:r>
+                <m:t>​</m:t>
               </m:r>
               <m:d>
                 <m:dPr>
@@ -10601,6 +10744,9 @@
                   </m:sSup>
                 </m:e>
               </m:d>
+              <m:r>
+                <m:t>​</m:t>
+              </m:r>
             </m:oMath>
             <w:r>
               <w:t xml:space="preserve"> </w:t>
@@ -10618,53 +10764,51 @@
                 <m:jc m:val="center"/>
               </m:oMathParaPr>
               <m:oMath>
-                <m:acc>
-                  <m:accPr>
-                    <m:chr m:val="̂"/>
-                  </m:accPr>
+                <m:r>
+                  <m:rPr>
+                    <m:sty m:val="p"/>
+                  </m:rPr>
+                  <m:t/>
+                </m:r>
+                <m:r>
+                  <m:t>​</m:t>
+                </m:r>
+                <m:d>
+                  <m:dPr>
+                    <m:begChr m:val="["/>
+                    <m:sepChr m:val=""/>
+                    <m:endChr m:val="]"/>
+                    <m:grow/>
+                  </m:dPr>
                   <m:e>
-                    <m:r>
-                      <m:rPr>
-                        <m:nor/>
-                        <m:sty m:val="p"/>
-                      </m:rPr>
-                      <m:t>E</m:t>
-                    </m:r>
+                    <m:sSup>
+                      <m:e>
+                        <m:r>
+                          <m:t>Y</m:t>
+                        </m:r>
+                      </m:e>
+                      <m:sup>
+                        <m:r>
+                          <m:t>a</m:t>
+                        </m:r>
+                        <m:r>
+                          <m:rPr>
+                            <m:sty m:val="p"/>
+                          </m:rPr>
+                          <m:t>=</m:t>
+                        </m:r>
+                        <m:r>
+                          <m:t>1</m:t>
+                        </m:r>
+                      </m:sup>
+                    </m:sSup>
                   </m:e>
-                </m:acc>
+                </m:d>
                 <m:sSub>
                   <m:e>
-                    <m:d>
-                      <m:dPr>
-                        <m:begChr m:val="["/>
-                        <m:sepChr m:val=""/>
-                        <m:endChr m:val="]"/>
-                        <m:grow/>
-                      </m:dPr>
-                      <m:e>
-                        <m:sSup>
-                          <m:e>
-                            <m:r>
-                              <m:t>Y</m:t>
-                            </m:r>
-                          </m:e>
-                          <m:sup>
-                            <m:r>
-                              <m:t>a</m:t>
-                            </m:r>
-                            <m:r>
-                              <m:rPr>
-                                <m:sty m:val="p"/>
-                              </m:rPr>
-                              <m:t>=</m:t>
-                            </m:r>
-                            <m:r>
-                              <m:t>1</m:t>
-                            </m:r>
-                          </m:sup>
-                        </m:sSup>
-                      </m:e>
-                    </m:d>
+                    <m:r>
+                      <m:t>​</m:t>
+                    </m:r>
                   </m:e>
                   <m:sub>
                     <m:r>
@@ -10723,21 +10867,85 @@
                     </m:r>
                   </m:sup>
                   <m:e>
-                    <m:d>
-                      <m:dPr>
-                        <m:begChr m:val="["/>
-                        <m:sepChr m:val=""/>
-                        <m:endChr m:val="]"/>
-                        <m:grow/>
-                      </m:dPr>
+                    <m:r>
+                      <m:t>​</m:t>
+                    </m:r>
+                  </m:e>
+                </m:nary>
+                <m:d>
+                  <m:dPr>
+                    <m:begChr m:val="["/>
+                    <m:sepChr m:val=""/>
+                    <m:endChr m:val="]"/>
+                    <m:grow/>
+                  </m:dPr>
+                  <m:e>
+                    <m:acc>
+                      <m:accPr>
+                        <m:chr m:val="̂"/>
+                      </m:accPr>
                       <m:e>
+                        <m:r>
+                          <m:t>b</m:t>
+                        </m:r>
+                      </m:e>
+                    </m:acc>
+                    <m:r>
+                      <m:rPr>
+                        <m:sty m:val="p"/>
+                      </m:rPr>
+                      <m:t>(</m:t>
+                    </m:r>
+                    <m:sSub>
+                      <m:e>
+                        <m:r>
+                          <m:t>L</m:t>
+                        </m:r>
+                      </m:e>
+                      <m:sub>
+                        <m:r>
+                          <m:t>i</m:t>
+                        </m:r>
+                      </m:sub>
+                    </m:sSub>
+                    <m:r>
+                      <m:rPr>
+                        <m:sty m:val="p"/>
+                      </m:rPr>
+                      <m:t>)</m:t>
+                    </m:r>
+                    <m:r>
+                      <m:rPr>
+                        <m:sty m:val="p"/>
+                      </m:rPr>
+                      <m:t>+</m:t>
+                    </m:r>
+                    <m:f>
+                      <m:fPr>
+                        <m:type m:val="bar"/>
+                      </m:fPr>
+                      <m:num>
+                        <m:sSub>
+                          <m:e>
+                            <m:r>
+                              <m:t>A</m:t>
+                            </m:r>
+                          </m:e>
+                          <m:sub>
+                            <m:r>
+                              <m:t>i</m:t>
+                            </m:r>
+                          </m:sub>
+                        </m:sSub>
+                      </m:num>
+                      <m:den>
                         <m:acc>
                           <m:accPr>
                             <m:chr m:val="̂"/>
                           </m:accPr>
                           <m:e>
                             <m:r>
-                              <m:t>b</m:t>
+                              <m:t>π</m:t>
                             </m:r>
                           </m:e>
                         </m:acc>
@@ -10765,133 +10973,81 @@
                           </m:rPr>
                           <m:t>)</m:t>
                         </m:r>
+                      </m:den>
+                    </m:f>
+                    <m:r>
+                      <m:t>​</m:t>
+                    </m:r>
+                    <m:d>
+                      <m:dPr>
+                        <m:begChr m:val="{"/>
+                        <m:sepChr m:val=""/>
+                        <m:endChr m:val="}"/>
+                        <m:grow/>
+                      </m:dPr>
+                      <m:e>
+                        <m:sSub>
+                          <m:e>
+                            <m:r>
+                              <m:t>Y</m:t>
+                            </m:r>
+                          </m:e>
+                          <m:sub>
+                            <m:r>
+                              <m:t>i</m:t>
+                            </m:r>
+                          </m:sub>
+                        </m:sSub>
                         <m:r>
                           <m:rPr>
                             <m:sty m:val="p"/>
                           </m:rPr>
-                          <m:t>+</m:t>
-                        </m:r>
-                        <m:f>
-                          <m:fPr>
-                            <m:type m:val="bar"/>
-                          </m:fPr>
-                          <m:num>
-                            <m:sSub>
-                              <m:e>
-                                <m:r>
-                                  <m:t>A</m:t>
-                                </m:r>
-                              </m:e>
-                              <m:sub>
-                                <m:r>
-                                  <m:t>i</m:t>
-                                </m:r>
-                              </m:sub>
-                            </m:sSub>
-                          </m:num>
-                          <m:den>
-                            <m:acc>
-                              <m:accPr>
-                                <m:chr m:val="̂"/>
-                              </m:accPr>
-                              <m:e>
-                                <m:r>
-                                  <m:t>π</m:t>
-                                </m:r>
-                              </m:e>
-                            </m:acc>
+                          <m:t>−</m:t>
+                        </m:r>
+                        <m:acc>
+                          <m:accPr>
+                            <m:chr m:val="̂"/>
+                          </m:accPr>
+                          <m:e>
                             <m:r>
-                              <m:rPr>
-                                <m:sty m:val="p"/>
-                              </m:rPr>
-                              <m:t>(</m:t>
-                            </m:r>
-                            <m:sSub>
-                              <m:e>
-                                <m:r>
-                                  <m:t>L</m:t>
-                                </m:r>
-                              </m:e>
-                              <m:sub>
-                                <m:r>
-                                  <m:t>i</m:t>
-                                </m:r>
-                              </m:sub>
-                            </m:sSub>
-                            <m:r>
-                              <m:rPr>
-                                <m:sty m:val="p"/>
-                              </m:rPr>
-                              <m:t>)</m:t>
-                            </m:r>
-                          </m:den>
-                        </m:f>
-                        <m:d>
-                          <m:dPr>
-                            <m:begChr m:val="{"/>
-                            <m:sepChr m:val=""/>
-                            <m:endChr m:val="}"/>
-                            <m:grow/>
-                          </m:dPr>
-                          <m:e>
-                            <m:sSub>
-                              <m:e>
-                                <m:r>
-                                  <m:t>Y</m:t>
-                                </m:r>
-                              </m:e>
-                              <m:sub>
-                                <m:r>
-                                  <m:t>i</m:t>
-                                </m:r>
-                              </m:sub>
-                            </m:sSub>
-                            <m:r>
-                              <m:rPr>
-                                <m:sty m:val="p"/>
-                              </m:rPr>
-                              <m:t>−</m:t>
-                            </m:r>
-                            <m:acc>
-                              <m:accPr>
-                                <m:chr m:val="̂"/>
-                              </m:accPr>
-                              <m:e>
-                                <m:r>
-                                  <m:t>b</m:t>
-                                </m:r>
-                              </m:e>
-                            </m:acc>
-                            <m:r>
-                              <m:rPr>
-                                <m:sty m:val="p"/>
-                              </m:rPr>
-                              <m:t>(</m:t>
-                            </m:r>
-                            <m:sSub>
-                              <m:e>
-                                <m:r>
-                                  <m:t>L</m:t>
-                                </m:r>
-                              </m:e>
-                              <m:sub>
-                                <m:r>
-                                  <m:t>i</m:t>
-                                </m:r>
-                              </m:sub>
-                            </m:sSub>
-                            <m:r>
-                              <m:rPr>
-                                <m:sty m:val="p"/>
-                              </m:rPr>
-                              <m:t>)</m:t>
+                              <m:t>b</m:t>
                             </m:r>
                           </m:e>
-                        </m:d>
+                        </m:acc>
+                        <m:r>
+                          <m:rPr>
+                            <m:sty m:val="p"/>
+                          </m:rPr>
+                          <m:t>(</m:t>
+                        </m:r>
+                        <m:sSub>
+                          <m:e>
+                            <m:r>
+                              <m:t>L</m:t>
+                            </m:r>
+                          </m:e>
+                          <m:sub>
+                            <m:r>
+                              <m:t>i</m:t>
+                            </m:r>
+                          </m:sub>
+                        </m:sSub>
+                        <m:r>
+                          <m:rPr>
+                            <m:sty m:val="p"/>
+                          </m:rPr>
+                          <m:t>)</m:t>
+                        </m:r>
                       </m:e>
                     </m:d>
+                    <m:r>
+                      <m:t>​</m:t>
+                    </m:r>
                   </m:e>
-                </m:nary>
+                </m:d>
+                <m:r>
+                  <m:t>​</m:t>
+                </m:r>
               </m:oMath>
             </m:oMathPara>
           </w:p>
@@ -11128,10 +11284,12 @@
               <m:oMath>
                 <m:r>
                   <m:rPr>
-                    <m:nor/>
                     <m:sty m:val="p"/>
                   </m:rPr>
                   <m:t>E</m:t>
+                </m:r>
+                <m:r>
+                  <m:t>​</m:t>
                 </m:r>
                 <m:d>
                   <m:dPr>
@@ -11165,6 +11323,9 @@
                   </m:e>
                 </m:d>
                 <m:r>
+                  <m:t>​</m:t>
+                </m:r>
+                <m:r>
                   <m:rPr>
                     <m:sty m:val="p"/>
                   </m:rPr>
@@ -11172,10 +11333,12 @@
                 </m:r>
                 <m:r>
                   <m:rPr>
-                    <m:nor/>
                     <m:sty m:val="p"/>
                   </m:rPr>
                   <m:t>E</m:t>
+                </m:r>
+                <m:r>
+                  <m:t>​</m:t>
                 </m:r>
                 <m:d>
                   <m:dPr>
@@ -11206,6 +11369,9 @@
                   </m:e>
                 </m:d>
                 <m:r>
+                  <m:t>​</m:t>
+                </m:r>
+                <m:r>
                   <m:rPr>
                     <m:sty m:val="p"/>
                   </m:rPr>
@@ -11213,10 +11379,12 @@
                 </m:r>
                 <m:r>
                   <m:rPr>
-                    <m:nor/>
                     <m:sty m:val="p"/>
                   </m:rPr>
                   <m:t>E</m:t>
+                </m:r>
+                <m:r>
+                  <m:t>​</m:t>
                 </m:r>
                 <m:d>
                   <m:dPr>
@@ -11261,6 +11429,9 @@
                     </m:f>
                   </m:e>
                 </m:d>
+                <m:r>
+                  <m:t>​</m:t>
+                </m:r>
                 <m:r>
                   <m:rPr>
                     <m:sty m:val="p"/>
@@ -11982,6 +12153,9 @@
                   <m:sty m:val="p"/>
                 </m:rPr>
                 <m:t>−</m:t>
+              </m:r>
+              <m:r>
+                <m:t>​</m:t>
               </m:r>
               <m:d>
                 <m:dPr>
@@ -12057,6 +12231,9 @@
                   </m:r>
                 </m:e>
               </m:d>
+              <m:r>
+                <m:t>​</m:t>
+              </m:r>
               <m:acc>
                 <m:accPr>
                   <m:chr m:val="̂"/>
@@ -12535,10 +12712,12 @@
             <m:oMath>
               <m:r>
                 <m:rPr>
-                  <m:nor/>
                   <m:sty m:val="p"/>
                 </m:rPr>
                 <m:t>E</m:t>
+              </m:r>
+              <m:r>
+                <m:t>​</m:t>
               </m:r>
               <m:d>
                 <m:dPr>
@@ -12548,6 +12727,9 @@
                   <m:grow/>
                 </m:dPr>
                 <m:e>
+                  <m:r>
+                    <m:t>​</m:t>
+                  </m:r>
                   <m:d>
                     <m:dPr>
                       <m:begChr m:val="|"/>
@@ -12561,9 +12743,15 @@
                       </m:r>
                     </m:e>
                   </m:d>
+                  <m:r>
+                    <m:t>​</m:t>
+                  </m:r>
                 </m:e>
               </m:d>
               <m:r>
+                <m:t>​</m:t>
+              </m:r>
+              <m:r>
                 <m:rPr>
                   <m:sty m:val="p"/>
                 </m:rPr>
@@ -12588,10 +12776,12 @@
             <m:oMath>
               <m:r>
                 <m:rPr>
-                  <m:nor/>
                   <m:sty m:val="p"/>
                 </m:rPr>
                 <m:t>E</m:t>
+              </m:r>
+              <m:r>
+                <m:t>​</m:t>
               </m:r>
               <m:d>
                 <m:dPr>
@@ -12601,6 +12791,9 @@
                   <m:grow/>
                 </m:dPr>
                 <m:e>
+                  <m:r>
+                    <m:t>​</m:t>
+                  </m:r>
                   <m:d>
                     <m:dPr>
                       <m:begChr m:val="|"/>
@@ -12632,8 +12825,14 @@
                       </m:sSup>
                     </m:e>
                   </m:d>
+                  <m:r>
+                    <m:t>​</m:t>
+                  </m:r>
                 </m:e>
               </m:d>
+              <m:r>
+                <m:t>​</m:t>
+              </m:r>
               <m:r>
                 <m:rPr>
                   <m:sty m:val="p"/>
@@ -12730,10 +12929,12 @@
             <m:oMath>
               <m:r>
                 <m:rPr>
-                  <m:nor/>
                   <m:sty m:val="p"/>
                 </m:rPr>
                 <m:t>E</m:t>
+              </m:r>
+              <m:r>
+                <m:t>​</m:t>
               </m:r>
               <m:d>
                 <m:dPr>
@@ -12743,6 +12944,9 @@
                   <m:grow/>
                 </m:dPr>
                 <m:e>
+                  <m:r>
+                    <m:t>​</m:t>
+                  </m:r>
                   <m:d>
                     <m:dPr>
                       <m:begChr m:val="|"/>
@@ -12783,8 +12987,14 @@
                       </m:r>
                     </m:e>
                   </m:d>
+                  <m:r>
+                    <m:t>​</m:t>
+                  </m:r>
                 </m:e>
               </m:d>
+              <m:r>
+                <m:t>​</m:t>
+              </m:r>
               <m:r>
                 <m:rPr>
                   <m:sty m:val="p"/>
@@ -12920,10 +13130,12 @@
               <m:oMath>
                 <m:r>
                   <m:rPr>
-                    <m:nor/>
                     <m:sty m:val="p"/>
                   </m:rPr>
                   <m:t>E</m:t>
+                </m:r>
+                <m:r>
+                  <m:t>​</m:t>
                 </m:r>
                 <m:d>
                   <m:dPr>
@@ -13065,6 +13277,9 @@
                   </m:e>
                 </m:d>
                 <m:r>
+                  <m:t>​</m:t>
+                </m:r>
+                <m:r>
                   <m:rPr>
                     <m:sty m:val="p"/>
                   </m:rPr>
@@ -13072,10 +13287,12 @@
                 </m:r>
                 <m:r>
                   <m:rPr>
-                    <m:nor/>
                     <m:sty m:val="p"/>
                   </m:rPr>
                   <m:t>E</m:t>
+                </m:r>
+                <m:r>
+                  <m:t>​</m:t>
                 </m:r>
                 <m:d>
                   <m:dPr>
@@ -13109,6 +13326,9 @@
                   </m:e>
                 </m:d>
                 <m:r>
+                  <m:t>​</m:t>
+                </m:r>
+                <m:r>
                   <m:rPr>
                     <m:sty m:val="p"/>
                   </m:rPr>
@@ -13116,10 +13336,12 @@
                 </m:r>
                 <m:r>
                   <m:rPr>
-                    <m:nor/>
                     <m:sty m:val="p"/>
                   </m:rPr>
                   <m:t>E</m:t>
+                </m:r>
+                <m:r>
+                  <m:t>​</m:t>
                 </m:r>
                 <m:d>
                   <m:dPr>
@@ -13146,6 +13368,9 @@
                         <m:sty m:val="p"/>
                       </m:rPr>
                       <m:t>)</m:t>
+                    </m:r>
+                    <m:r>
+                      <m:t>​</m:t>
                     </m:r>
                     <m:d>
                       <m:dPr>
@@ -13235,6 +13460,12 @@
                         </m:f>
                       </m:e>
                     </m:d>
+                    <m:r>
+                      <m:t>​</m:t>
+                    </m:r>
+                    <m:r>
+                      <m:t>​</m:t>
+                    </m:r>
                     <m:d>
                       <m:dPr>
                         <m:begChr m:val="("/>
@@ -13299,8 +13530,14 @@
                         </m:r>
                       </m:e>
                     </m:d>
+                    <m:r>
+                      <m:t>​</m:t>
+                    </m:r>
                   </m:e>
                 </m:d>
+                <m:r>
+                  <m:t>​</m:t>
+                </m:r>
                 <m:r>
                   <m:rPr>
                     <m:sty m:val="p"/>
@@ -13495,10 +13732,12 @@
                   <m:e>
                     <m:r>
                       <m:rPr>
-                        <m:nor/>
                         <m:sty m:val="p"/>
                       </m:rPr>
                       <m:t>E</m:t>
+                    </m:r>
+                    <m:r>
+                      <m:t>​</m:t>
                     </m:r>
                     <m:d>
                       <m:dPr>
@@ -13615,6 +13854,9 @@
                       </m:e>
                     </m:d>
                     <m:r>
+                      <m:t>​</m:t>
+                    </m:r>
+                    <m:r>
                       <m:t>&amp;</m:t>
                     </m:r>
                     <m:r>
@@ -13672,10 +13914,12 @@
                         </m:r>
                         <m:r>
                           <m:rPr>
-                            <m:nor/>
                             <m:sty m:val="p"/>
                           </m:rPr>
                           <m:t>E</m:t>
+                        </m:r>
+                        <m:r>
+                          <m:t>​</m:t>
                         </m:r>
                         <m:d>
                           <m:dPr>
@@ -13753,6 +13997,9 @@
                             </m:r>
                           </m:e>
                         </m:d>
+                        <m:r>
+                          <m:t>​</m:t>
+                        </m:r>
                       </m:num>
                       <m:den>
                         <m:sSup>
@@ -14011,10 +14258,12 @@
                   <m:e>
                     <m:r>
                       <m:rPr>
-                        <m:nor/>
                         <m:sty m:val="p"/>
                       </m:rPr>
                       <m:t>E</m:t>
+                    </m:r>
+                    <m:r>
+                      <m:t>​</m:t>
                     </m:r>
                     <m:d>
                       <m:dPr>
@@ -14048,6 +14297,9 @@
                       </m:e>
                     </m:d>
                     <m:r>
+                      <m:t>​</m:t>
+                    </m:r>
+                    <m:r>
                       <m:t>&amp;</m:t>
                     </m:r>
                     <m:r>
@@ -14058,10 +14310,12 @@
                     </m:r>
                     <m:r>
                       <m:rPr>
-                        <m:nor/>
                         <m:sty m:val="p"/>
                       </m:rPr>
                       <m:t>E</m:t>
+                    </m:r>
+                    <m:r>
+                      <m:t>​</m:t>
                     </m:r>
                     <m:d>
                       <m:dPr>
@@ -14073,10 +14327,12 @@
                       <m:e>
                         <m:r>
                           <m:rPr>
-                            <m:nor/>
                             <m:sty m:val="p"/>
                           </m:rPr>
                           <m:t>E</m:t>
+                        </m:r>
+                        <m:r>
+                          <m:t>​</m:t>
                         </m:r>
                         <m:d>
                           <m:dPr>
@@ -14118,8 +14374,14 @@
                             </m:r>
                           </m:e>
                         </m:d>
+                        <m:r>
+                          <m:t>​</m:t>
+                        </m:r>
                       </m:e>
                     </m:d>
+                    <m:r>
+                      <m:t>​</m:t>
+                    </m:r>
                     <m:r>
                       <m:t>&amp;</m:t>
                     </m:r>
@@ -14146,10 +14408,12 @@
                     </m:r>
                     <m:r>
                       <m:rPr>
-                        <m:nor/>
                         <m:sty m:val="p"/>
                       </m:rPr>
                       <m:t>E</m:t>
+                    </m:r>
+                    <m:r>
+                      <m:t>​</m:t>
                     </m:r>
                     <m:d>
                       <m:dPr>
@@ -14161,10 +14425,12 @@
                       <m:e>
                         <m:r>
                           <m:rPr>
-                            <m:nor/>
                             <m:sty m:val="p"/>
                           </m:rPr>
                           <m:t>E</m:t>
+                        </m:r>
+                        <m:r>
+                          <m:t>​</m:t>
                         </m:r>
                         <m:d>
                           <m:dPr>
@@ -14224,8 +14490,14 @@
                             </m:r>
                           </m:e>
                         </m:d>
+                        <m:r>
+                          <m:t>​</m:t>
+                        </m:r>
                       </m:e>
                     </m:d>
+                    <m:r>
+                      <m:t>​</m:t>
+                    </m:r>
                     <m:r>
                       <m:t>&amp;</m:t>
                     </m:r>
@@ -14252,10 +14524,12 @@
                     </m:r>
                     <m:r>
                       <m:rPr>
-                        <m:nor/>
                         <m:sty m:val="p"/>
                       </m:rPr>
                       <m:t>E</m:t>
+                    </m:r>
+                    <m:r>
+                      <m:t>​</m:t>
                     </m:r>
                     <m:d>
                       <m:dPr>
@@ -14267,10 +14541,12 @@
                       <m:e>
                         <m:r>
                           <m:rPr>
-                            <m:nor/>
                             <m:sty m:val="p"/>
                           </m:rPr>
                           <m:t>E</m:t>
+                        </m:r>
+                        <m:r>
+                          <m:t>​</m:t>
                         </m:r>
                         <m:d>
                           <m:dPr>
@@ -14312,8 +14588,14 @@
                             </m:r>
                           </m:e>
                         </m:d>
+                        <m:r>
+                          <m:t>​</m:t>
+                        </m:r>
                       </m:e>
                     </m:d>
+                    <m:r>
+                      <m:t>​</m:t>
+                    </m:r>
                     <m:r>
                       <m:t>&amp;</m:t>
                     </m:r>
@@ -14340,10 +14622,12 @@
                     </m:r>
                     <m:r>
                       <m:rPr>
-                        <m:nor/>
                         <m:sty m:val="p"/>
                       </m:rPr>
                       <m:t>E</m:t>
+                    </m:r>
+                    <m:r>
+                      <m:t>​</m:t>
                     </m:r>
                     <m:d>
                       <m:dPr>
@@ -14373,6 +14657,9 @@
                         </m:r>
                       </m:e>
                     </m:d>
+                    <m:r>
+                      <m:t>​</m:t>
+                    </m:r>
                     <m:r>
                       <m:t>&amp;</m:t>
                     </m:r>
@@ -14722,6 +15009,9 @@
               <w:t xml:space="preserve"> </w:t>
             </w:r>
             <m:oMath>
+              <m:r>
+                <m:t>​</m:t>
+              </m:r>
               <m:d>
                 <m:dPr>
                   <m:begChr m:val="("/>
@@ -14730,6 +15020,9 @@
                   <m:grow/>
                 </m:dPr>
                 <m:e>
+                  <m:r>
+                    <m:t>​</m:t>
+                  </m:r>
                   <m:d>
                     <m:dPr>
                       <m:begChr m:val="|"/>
@@ -14744,10 +15037,16 @@
                     </m:e>
                   </m:d>
                   <m:r>
+                    <m:t>​</m:t>
+                  </m:r>
+                  <m:r>
                     <m:rPr>
                       <m:sty m:val="p"/>
                     </m:rPr>
                     <m:t>+</m:t>
+                  </m:r>
+                  <m:r>
+                    <m:t>​</m:t>
                   </m:r>
                   <m:d>
                     <m:dPr>
@@ -14789,9 +15088,15 @@
                       </m:r>
                     </m:e>
                   </m:d>
+                  <m:r>
+                    <m:t>​</m:t>
+                  </m:r>
                 </m:e>
               </m:d>
               <m:r>
+                <m:t>​</m:t>
+              </m:r>
+              <m:r>
                 <m:rPr>
                   <m:sty m:val="p"/>
                 </m:rPr>
@@ -14880,10 +15185,12 @@
               </m:r>
               <m:r>
                 <m:rPr>
-                  <m:nor/>
                   <m:sty m:val="p"/>
                 </m:rPr>
                 <m:t>E</m:t>
+              </m:r>
+              <m:r>
+                <m:t>​</m:t>
               </m:r>
               <m:d>
                 <m:dPr>
@@ -14925,6 +15232,9 @@
                   </m:r>
                 </m:e>
               </m:d>
+              <m:r>
+                <m:t>​</m:t>
+              </m:r>
             </m:oMath>
             <w:r>
               <w:t xml:space="preserve">,</w:t>
@@ -14939,6 +15249,9 @@
               <w:t xml:space="preserve"> </w:t>
             </w:r>
             <m:oMath>
+              <m:r>
+                <m:t>​</m:t>
+              </m:r>
               <m:d>
                 <m:dPr>
                   <m:begChr m:val="|"/>
@@ -14968,6 +15281,9 @@
                 </m:e>
               </m:d>
               <m:r>
+                <m:t>​</m:t>
+              </m:r>
+              <m:r>
                 <m:rPr>
                   <m:sty m:val="p"/>
                 </m:rPr>
@@ -14975,10 +15291,12 @@
               </m:r>
               <m:r>
                 <m:rPr>
-                  <m:nor/>
                   <m:sty m:val="p"/>
                 </m:rPr>
                 <m:t>E</m:t>
+              </m:r>
+              <m:r>
+                <m:t>​</m:t>
               </m:r>
               <m:d>
                 <m:dPr>
@@ -14988,6 +15306,9 @@
                   <m:grow/>
                 </m:dPr>
                 <m:e>
+                  <m:r>
+                    <m:t>​</m:t>
+                  </m:r>
                   <m:d>
                     <m:dPr>
                       <m:begChr m:val="|"/>
@@ -15020,6 +15341,9 @@
                     </m:e>
                   </m:d>
                   <m:r>
+                    <m:t>​</m:t>
+                  </m:r>
+                  <m:r>
                     <m:rPr>
                       <m:sty m:val="p"/>
                     </m:rPr>
@@ -15030,6 +15354,9 @@
                   </m:r>
                 </m:e>
               </m:d>
+              <m:r>
+                <m:t>​</m:t>
+              </m:r>
             </m:oMath>
             <w:r>
               <w:t xml:space="preserve">, whose expectation</w:t>
@@ -15040,10 +15367,12 @@
             <m:oMath>
               <m:r>
                 <m:rPr>
-                  <m:nor/>
                   <m:sty m:val="p"/>
                 </m:rPr>
                 <m:t>E</m:t>
+              </m:r>
+              <m:r>
+                <m:t>​</m:t>
               </m:r>
               <m:d>
                 <m:dPr>
@@ -15053,6 +15382,9 @@
                   <m:grow/>
                 </m:dPr>
                 <m:e>
+                  <m:r>
+                    <m:t>​</m:t>
+                  </m:r>
                   <m:d>
                     <m:dPr>
                       <m:begChr m:val="|"/>
@@ -15084,8 +15416,14 @@
                       </m:sSup>
                     </m:e>
                   </m:d>
+                  <m:r>
+                    <m:t>​</m:t>
+                  </m:r>
                 </m:e>
               </m:d>
+              <m:r>
+                <m:t>​</m:t>
+              </m:r>
             </m:oMath>
             <w:r>
               <w:t xml:space="preserve"> </w:t>
@@ -15116,10 +15454,12 @@
                     </m:r>
                     <m:r>
                       <m:rPr>
-                        <m:nor/>
                         <m:sty m:val="p"/>
                       </m:rPr>
                       <m:t>E</m:t>
+                    </m:r>
+                    <m:r>
+                      <m:t>​</m:t>
                     </m:r>
                     <m:d>
                       <m:dPr>
@@ -15261,6 +15601,9 @@
                       </m:e>
                     </m:d>
                     <m:r>
+                      <m:t>​</m:t>
+                    </m:r>
+                    <m:r>
                       <m:rPr>
                         <m:sty m:val="p"/>
                       </m:rPr>
@@ -15268,10 +15611,12 @@
                     </m:r>
                     <m:r>
                       <m:rPr>
-                        <m:nor/>
                         <m:sty m:val="p"/>
                       </m:rPr>
                       <m:t>E</m:t>
+                    </m:r>
+                    <m:r>
+                      <m:t>​</m:t>
                     </m:r>
                     <m:d>
                       <m:dPr>
@@ -15304,6 +15649,9 @@
                         </m:sSup>
                       </m:e>
                     </m:d>
+                    <m:r>
+                      <m:t>​</m:t>
+                    </m:r>
                   </m:e>
                   <m:e>
                     <m:r>
@@ -15317,10 +15665,12 @@
                     </m:r>
                     <m:r>
                       <m:rPr>
-                        <m:nor/>
                         <m:sty m:val="p"/>
                       </m:rPr>
                       <m:t>E</m:t>
+                    </m:r>
+                    <m:r>
+                      <m:t>​</m:t>
                     </m:r>
                     <m:d>
                       <m:dPr>
@@ -15462,6 +15812,9 @@
                       </m:e>
                     </m:d>
                     <m:r>
+                      <m:t>​</m:t>
+                    </m:r>
+                    <m:r>
                       <m:rPr>
                         <m:sty m:val="p"/>
                       </m:rPr>
@@ -15469,10 +15822,12 @@
                     </m:r>
                     <m:r>
                       <m:rPr>
-                        <m:nor/>
                         <m:sty m:val="p"/>
                       </m:rPr>
                       <m:t>E</m:t>
+                    </m:r>
+                    <m:r>
+                      <m:t>​</m:t>
                     </m:r>
                     <m:d>
                       <m:dPr>
@@ -15503,6 +15858,9 @@
                       </m:e>
                     </m:d>
                     <m:r>
+                      <m:t>​</m:t>
+                    </m:r>
+                    <m:r>
                       <m:t>&amp;</m:t>
                     </m:r>
                     <m:r>
@@ -15528,10 +15886,12 @@
                     </m:r>
                     <m:r>
                       <m:rPr>
-                        <m:nor/>
                         <m:sty m:val="p"/>
                       </m:rPr>
                       <m:t>E</m:t>
+                    </m:r>
+                    <m:r>
+                      <m:t>​</m:t>
                     </m:r>
                     <m:d>
                       <m:dPr>
@@ -15574,6 +15934,9 @@
                       </m:e>
                     </m:d>
                     <m:r>
+                      <m:t>​</m:t>
+                    </m:r>
+                    <m:r>
                       <m:rPr>
                         <m:sty m:val="p"/>
                       </m:rPr>
@@ -15581,10 +15944,12 @@
                     </m:r>
                     <m:r>
                       <m:rPr>
-                        <m:nor/>
                         <m:sty m:val="p"/>
                       </m:rPr>
                       <m:t>E</m:t>
+                    </m:r>
+                    <m:r>
+                      <m:t>​</m:t>
                     </m:r>
                     <m:d>
                       <m:dPr>
@@ -15690,6 +16055,9 @@
                       </m:e>
                     </m:d>
                     <m:r>
+                      <m:t>​</m:t>
+                    </m:r>
+                    <m:r>
                       <m:rPr>
                         <m:sty m:val="p"/>
                       </m:rPr>
@@ -15697,10 +16065,12 @@
                     </m:r>
                     <m:r>
                       <m:rPr>
-                        <m:nor/>
                         <m:sty m:val="p"/>
                       </m:rPr>
                       <m:t>E</m:t>
+                    </m:r>
+                    <m:r>
+                      <m:t>​</m:t>
                     </m:r>
                     <m:d>
                       <m:dPr>
@@ -15731,6 +16101,9 @@
                       </m:e>
                     </m:d>
                     <m:r>
+                      <m:t>​</m:t>
+                    </m:r>
+                    <m:r>
                       <m:t>&amp;</m:t>
                     </m:r>
                     <m:r>
@@ -15756,10 +16129,12 @@
                     </m:r>
                     <m:r>
                       <m:rPr>
-                        <m:nor/>
                         <m:sty m:val="p"/>
                       </m:rPr>
                       <m:t>E</m:t>
+                    </m:r>
+                    <m:r>
+                      <m:t>​</m:t>
                     </m:r>
                     <m:d>
                       <m:dPr>
@@ -15802,6 +16177,9 @@
                       </m:e>
                     </m:d>
                     <m:r>
+                      <m:t>​</m:t>
+                    </m:r>
+                    <m:r>
                       <m:rPr>
                         <m:sty m:val="p"/>
                       </m:rPr>
@@ -15809,10 +16187,12 @@
                     </m:r>
                     <m:r>
                       <m:rPr>
-                        <m:nor/>
                         <m:sty m:val="p"/>
                       </m:rPr>
                       <m:t>E</m:t>
+                    </m:r>
+                    <m:r>
+                      <m:t>​</m:t>
                     </m:r>
                     <m:d>
                       <m:dPr>
@@ -15948,6 +16328,9 @@
                       </m:e>
                     </m:d>
                     <m:r>
+                      <m:t>​</m:t>
+                    </m:r>
+                    <m:r>
                       <m:rPr>
                         <m:sty m:val="p"/>
                       </m:rPr>
@@ -15955,10 +16338,12 @@
                     </m:r>
                     <m:r>
                       <m:rPr>
-                        <m:nor/>
                         <m:sty m:val="p"/>
                       </m:rPr>
                       <m:t>E</m:t>
+                    </m:r>
+                    <m:r>
+                      <m:t>​</m:t>
                     </m:r>
                     <m:d>
                       <m:dPr>
@@ -15989,6 +16374,9 @@
                       </m:e>
                     </m:d>
                     <m:r>
+                      <m:t>​</m:t>
+                    </m:r>
+                    <m:r>
                       <m:t>&amp;</m:t>
                     </m:r>
                     <m:r>
@@ -16014,10 +16402,12 @@
                     </m:r>
                     <m:r>
                       <m:rPr>
-                        <m:nor/>
                         <m:sty m:val="p"/>
                       </m:rPr>
                       <m:t>E</m:t>
+                    </m:r>
+                    <m:r>
+                      <m:t>​</m:t>
                     </m:r>
                     <m:d>
                       <m:dPr>
@@ -16213,6 +16603,9 @@
                       </m:e>
                     </m:d>
                     <m:r>
+                      <m:t>​</m:t>
+                    </m:r>
+                    <m:r>
                       <m:t>&amp;</m:t>
                     </m:r>
                     <m:r>
@@ -16238,10 +16631,12 @@
                     </m:r>
                     <m:r>
                       <m:rPr>
-                        <m:nor/>
                         <m:sty m:val="p"/>
                       </m:rPr>
                       <m:t>E</m:t>
+                    </m:r>
+                    <m:r>
+                      <m:t>​</m:t>
                     </m:r>
                     <m:d>
                       <m:dPr>
@@ -16251,6 +16646,9 @@
                         <m:grow/>
                       </m:dPr>
                       <m:e>
+                        <m:r>
+                          <m:t>​</m:t>
+                        </m:r>
                         <m:d>
                           <m:dPr>
                             <m:begChr m:val="("/>
@@ -16328,6 +16726,9 @@
                           </m:e>
                         </m:d>
                         <m:r>
+                          <m:t>​</m:t>
+                        </m:r>
+                        <m:r>
                           <m:rPr>
                             <m:sty m:val="p"/>
                           </m:rPr>
@@ -16396,6 +16797,9 @@
                       </m:e>
                     </m:d>
                     <m:r>
+                      <m:t>​</m:t>
+                    </m:r>
+                    <m:r>
                       <m:t>&amp;</m:t>
                     </m:r>
                     <m:r>
@@ -16482,10 +16886,12 @@
                     </m:r>
                     <m:r>
                       <m:rPr>
-                        <m:nor/>
                         <m:sty m:val="p"/>
                       </m:rPr>
                       <m:t>E</m:t>
+                    </m:r>
+                    <m:r>
+                      <m:t>​</m:t>
                     </m:r>
                     <m:d>
                       <m:dPr>
@@ -16512,6 +16918,9 @@
                             <m:sty m:val="p"/>
                           </m:rPr>
                           <m:t>)</m:t>
+                        </m:r>
+                        <m:r>
+                          <m:t>​</m:t>
                         </m:r>
                         <m:d>
                           <m:dPr>
@@ -16602,6 +17011,9 @@
                           </m:e>
                         </m:d>
                         <m:r>
+                          <m:t>​</m:t>
+                        </m:r>
+                        <m:r>
                           <m:rPr>
                             <m:sty m:val="p"/>
                           </m:rPr>
@@ -16669,6 +17081,9 @@
                         </m:r>
                       </m:e>
                     </m:d>
+                    <m:r>
+                      <m:t>​</m:t>
+                    </m:r>
                     <m:r>
                       <m:t>&amp;</m:t>
                     </m:r>
@@ -17527,10 +17942,12 @@
             <m:oMath>
               <m:r>
                 <m:rPr>
-                  <m:nor/>
                   <m:sty m:val="p"/>
                 </m:rPr>
                 <m:t>E</m:t>
+              </m:r>
+              <m:r>
+                <m:t>​</m:t>
               </m:r>
               <m:d>
                 <m:dPr>
@@ -17563,6 +17980,9 @@
                   </m:sSup>
                 </m:e>
               </m:d>
+              <m:r>
+                <m:t>​</m:t>
+              </m:r>
             </m:oMath>
             <w:r>
               <w:t xml:space="preserve"> </w:t>
@@ -18611,13 +19031,15 @@
           <m:e>
             <m:r>
               <m:rPr>
-                <m:nor/>
                 <m:sty m:val="p"/>
               </m:rPr>
               <m:t>E</m:t>
             </m:r>
           </m:e>
         </m:nary>
+        <m:r>
+          <m:t>​</m:t>
+        </m:r>
         <m:d>
           <m:dPr>
             <m:begChr m:val="["/>
@@ -18686,6 +19108,9 @@
           </m:e>
         </m:d>
         <m:r>
+          <m:t>​</m:t>
+        </m:r>
+        <m:r>
           <m:rPr>
             <m:sty m:val="p"/>
           </m:rPr>
@@ -18723,10 +19148,12 @@
         </m:r>
         <m:r>
           <m:rPr>
-            <m:nor/>
             <m:sty m:val="p"/>
           </m:rPr>
           <m:t>E</m:t>
+        </m:r>
+        <m:r>
+          <m:t>​</m:t>
         </m:r>
         <m:d>
           <m:dPr>
@@ -18738,10 +19165,12 @@
           <m:e>
             <m:r>
               <m:rPr>
-                <m:nor/>
                 <m:sty m:val="p"/>
               </m:rPr>
               <m:t>E</m:t>
+            </m:r>
+            <m:r>
+              <m:t>​</m:t>
             </m:r>
             <m:d>
               <m:dPr>
@@ -18801,8 +19230,14 @@
                 </m:r>
               </m:e>
             </m:d>
+            <m:r>
+              <m:t>​</m:t>
+            </m:r>
           </m:e>
         </m:d>
+        <m:r>
+          <m:t>​</m:t>
+        </m:r>
       </m:oMath>
     </w:p>
     <w:p>

--- a/chapters/13-standardization-parametric-g-formula.docx
+++ b/chapters/13-standardization-parametric-g-formula.docx
@@ -401,6 +401,7 @@
               <m:oMath>
                 <m:r>
                   <m:rPr>
+                    <m:scr m:val="double-struck"/>
                     <m:sty m:val="p"/>
                   </m:rPr>
                   <m:t>E</m:t>
@@ -468,6 +469,7 @@
                 </m:r>
                 <m:r>
                   <m:rPr>
+                    <m:scr m:val="double-struck"/>
                     <m:sty m:val="p"/>
                   </m:rPr>
                   <m:t>E</m:t>
@@ -555,6 +557,7 @@
       <m:oMath>
         <m:r>
           <m:rPr>
+            <m:scr m:val="double-struck"/>
             <m:sty m:val="p"/>
           </m:rPr>
           <m:t>E</m:t>
@@ -622,6 +625,7 @@
         </m:r>
         <m:r>
           <m:rPr>
+            <m:scr m:val="double-struck"/>
             <m:sty m:val="p"/>
           </m:rPr>
           <m:t>E</m:t>
@@ -846,6 +850,7 @@
       <m:oMath>
         <m:r>
           <m:rPr>
+            <m:scr m:val="double-struck"/>
             <m:sty m:val="p"/>
           </m:rPr>
           <m:t>E</m:t>
@@ -1110,85 +1115,86 @@
                   <m:e>
                     <m:r>
                       <m:rPr>
+                        <m:scr m:val="double-struck"/>
                         <m:sty m:val="p"/>
                       </m:rPr>
                       <m:t>E</m:t>
                     </m:r>
+                    <m:r>
+                      <m:t>​</m:t>
+                    </m:r>
+                    <m:d>
+                      <m:dPr>
+                        <m:begChr m:val="["/>
+                        <m:sepChr m:val=""/>
+                        <m:endChr m:val="]"/>
+                        <m:grow/>
+                      </m:dPr>
+                      <m:e>
+                        <m:r>
+                          <m:t>Y</m:t>
+                        </m:r>
+                        <m:r>
+                          <m:rPr>
+                            <m:sty m:val="p"/>
+                          </m:rPr>
+                          <m:t>∣</m:t>
+                        </m:r>
+                        <m:r>
+                          <m:t>A</m:t>
+                        </m:r>
+                        <m:r>
+                          <m:rPr>
+                            <m:sty m:val="p"/>
+                          </m:rPr>
+                          <m:t>=</m:t>
+                        </m:r>
+                        <m:r>
+                          <m:t>a</m:t>
+                        </m:r>
+                        <m:r>
+                          <m:rPr>
+                            <m:sty m:val="p"/>
+                          </m:rPr>
+                          <m:t>,</m:t>
+                        </m:r>
+                        <m:r>
+                          <m:t>C</m:t>
+                        </m:r>
+                        <m:r>
+                          <m:rPr>
+                            <m:sty m:val="p"/>
+                          </m:rPr>
+                          <m:t>=</m:t>
+                        </m:r>
+                        <m:r>
+                          <m:t>0</m:t>
+                        </m:r>
+                        <m:r>
+                          <m:rPr>
+                            <m:sty m:val="p"/>
+                          </m:rPr>
+                          <m:t>,</m:t>
+                        </m:r>
+                        <m:r>
+                          <m:t>L</m:t>
+                        </m:r>
+                        <m:r>
+                          <m:rPr>
+                            <m:sty m:val="p"/>
+                          </m:rPr>
+                          <m:t>=</m:t>
+                        </m:r>
+                        <m:r>
+                          <m:t>l</m:t>
+                        </m:r>
+                      </m:e>
+                    </m:d>
+                    <m:r>
+                      <m:t>​</m:t>
+                    </m:r>
                   </m:e>
                 </m:nary>
-                <m:r>
-                  <m:t>​</m:t>
-                </m:r>
-                <m:d>
-                  <m:dPr>
-                    <m:begChr m:val="["/>
-                    <m:sepChr m:val=""/>
-                    <m:endChr m:val="]"/>
-                    <m:grow/>
-                  </m:dPr>
-                  <m:e>
-                    <m:r>
-                      <m:t>Y</m:t>
-                    </m:r>
-                    <m:r>
-                      <m:rPr>
-                        <m:sty m:val="p"/>
-                      </m:rPr>
-                      <m:t>∣</m:t>
-                    </m:r>
-                    <m:r>
-                      <m:t>A</m:t>
-                    </m:r>
-                    <m:r>
-                      <m:rPr>
-                        <m:sty m:val="p"/>
-                      </m:rPr>
-                      <m:t>=</m:t>
-                    </m:r>
-                    <m:r>
-                      <m:t>a</m:t>
-                    </m:r>
-                    <m:r>
-                      <m:rPr>
-                        <m:sty m:val="p"/>
-                      </m:rPr>
-                      <m:t>,</m:t>
-                    </m:r>
-                    <m:r>
-                      <m:t>C</m:t>
-                    </m:r>
-                    <m:r>
-                      <m:rPr>
-                        <m:sty m:val="p"/>
-                      </m:rPr>
-                      <m:t>=</m:t>
-                    </m:r>
-                    <m:r>
-                      <m:t>0</m:t>
-                    </m:r>
-                    <m:r>
-                      <m:rPr>
-                        <m:sty m:val="p"/>
-                      </m:rPr>
-                      <m:t>,</m:t>
-                    </m:r>
-                    <m:r>
-                      <m:t>L</m:t>
-                    </m:r>
-                    <m:r>
-                      <m:rPr>
-                        <m:sty m:val="p"/>
-                      </m:rPr>
-                      <m:t>=</m:t>
-                    </m:r>
-                    <m:r>
-                      <m:t>l</m:t>
-                    </m:r>
-                  </m:e>
-                </m:d>
-                <m:r>
-                  <m:t>​</m:t>
-                </m:r>
                 <m:r>
                   <m:rPr>
                     <m:sty m:val="p"/>
@@ -1366,6 +1372,7 @@
               </m:r>
               <m:r>
                 <m:rPr>
+                  <m:scr m:val="double-struck"/>
                   <m:sty m:val="p"/>
                 </m:rPr>
                 <m:t>E</m:t>
@@ -2041,6 +2048,7 @@
             <m:oMath>
               <m:r>
                 <m:rPr>
+                  <m:scr m:val="double-struck"/>
                   <m:sty m:val="p"/>
                 </m:rPr>
                 <m:t>E</m:t>
@@ -2278,6 +2286,7 @@
                   <m:e>
                     <m:r>
                       <m:rPr>
+                        <m:scr m:val="double-struck"/>
                         <m:sty m:val="p"/>
                       </m:rPr>
                       <m:t>E</m:t>
@@ -2357,30 +2366,212 @@
                       <m:e>
                         <m:r>
                           <m:rPr>
+                            <m:scr m:val="double-struck"/>
                             <m:sty m:val="p"/>
                           </m:rPr>
                           <m:t>E</m:t>
                         </m:r>
+                        <m:r>
+                          <m:t>​</m:t>
+                        </m:r>
+                        <m:d>
+                          <m:dPr>
+                            <m:begChr m:val="["/>
+                            <m:sepChr m:val=""/>
+                            <m:endChr m:val="]"/>
+                            <m:grow/>
+                          </m:dPr>
+                          <m:e>
+                            <m:sSup>
+                              <m:e>
+                                <m:r>
+                                  <m:t>Y</m:t>
+                                </m:r>
+                              </m:e>
+                              <m:sup>
+                                <m:r>
+                                  <m:t>a</m:t>
+                                </m:r>
+                                <m:r>
+                                  <m:rPr>
+                                    <m:sty m:val="p"/>
+                                  </m:rPr>
+                                  <m:t>,</m:t>
+                                </m:r>
+                                <m:r>
+                                  <m:t>c</m:t>
+                                </m:r>
+                                <m:r>
+                                  <m:rPr>
+                                    <m:sty m:val="p"/>
+                                  </m:rPr>
+                                  <m:t>=</m:t>
+                                </m:r>
+                                <m:r>
+                                  <m:t>0</m:t>
+                                </m:r>
+                              </m:sup>
+                            </m:sSup>
+                            <m:r>
+                              <m:rPr>
+                                <m:sty m:val="p"/>
+                              </m:rPr>
+                              <m:t>∣</m:t>
+                            </m:r>
+                            <m:r>
+                              <m:t>L</m:t>
+                            </m:r>
+                            <m:r>
+                              <m:rPr>
+                                <m:sty m:val="p"/>
+                              </m:rPr>
+                              <m:t>=</m:t>
+                            </m:r>
+                            <m:r>
+                              <m:t>l</m:t>
+                            </m:r>
+                          </m:e>
+                        </m:d>
+                        <m:r>
+                          <m:t>​</m:t>
+                        </m:r>
                       </m:e>
                     </m:nary>
                     <m:r>
-                      <m:t>​</m:t>
-                    </m:r>
-                    <m:d>
-                      <m:dPr>
-                        <m:begChr m:val="["/>
-                        <m:sepChr m:val=""/>
-                        <m:endChr m:val="]"/>
-                        <m:grow/>
-                      </m:dPr>
+                      <m:rPr>
+                        <m:sty m:val="p"/>
+                      </m:rPr>
+                      <m:t>Pr</m:t>
+                    </m:r>
+                    <m:r>
+                      <m:rPr>
+                        <m:sty m:val="p"/>
+                      </m:rPr>
+                      <m:t>[</m:t>
+                    </m:r>
+                    <m:r>
+                      <m:t>L</m:t>
+                    </m:r>
+                    <m:r>
+                      <m:rPr>
+                        <m:sty m:val="p"/>
+                      </m:rPr>
+                      <m:t>=</m:t>
+                    </m:r>
+                    <m:r>
+                      <m:t>l</m:t>
+                    </m:r>
+                    <m:r>
+                      <m:rPr>
+                        <m:sty m:val="p"/>
+                      </m:rPr>
+                      <m:t>]</m:t>
+                    </m:r>
+                    <m:r>
+                      <m:t>&amp;</m:t>
+                    </m:r>
+                    <m:r>
+                      <m:t>&amp;</m:t>
+                    </m:r>
+                    <m:r>
+                      <m:rPr>
+                        <m:nor/>
+                        <m:sty m:val="p"/>
+                      </m:rPr>
+                      <m:t>(law of total expectation)</m:t>
+                    </m:r>
+                  </m:e>
+                  <m:e>
+                    <m:r>
+                      <m:t>&amp;</m:t>
+                    </m:r>
+                    <m:r>
+                      <m:rPr>
+                        <m:sty m:val="p"/>
+                      </m:rPr>
+                      <m:t>=</m:t>
+                    </m:r>
+                    <m:nary>
+                      <m:naryPr>
+                        <m:chr m:val="∑"/>
+                        <m:limLoc m:val="undOvr"/>
+                        <m:subHide m:val="off"/>
+                        <m:supHide m:val="on"/>
+                      </m:naryPr>
+                      <m:sub>
+                        <m:r>
+                          <m:t>l</m:t>
+                        </m:r>
+                      </m:sub>
+                      <m:sup>
+                        <m:r>
+                          <m:t>​</m:t>
+                        </m:r>
+                      </m:sup>
                       <m:e>
-                        <m:sSup>
+                        <m:r>
+                          <m:rPr>
+                            <m:scr m:val="double-struck"/>
+                            <m:sty m:val="p"/>
+                          </m:rPr>
+                          <m:t>E</m:t>
+                        </m:r>
+                        <m:r>
+                          <m:t>​</m:t>
+                        </m:r>
+                        <m:d>
+                          <m:dPr>
+                            <m:begChr m:val="["/>
+                            <m:sepChr m:val=""/>
+                            <m:endChr m:val="]"/>
+                            <m:grow/>
+                          </m:dPr>
                           <m:e>
+                            <m:sSup>
+                              <m:e>
+                                <m:r>
+                                  <m:t>Y</m:t>
+                                </m:r>
+                              </m:e>
+                              <m:sup>
+                                <m:r>
+                                  <m:t>a</m:t>
+                                </m:r>
+                                <m:r>
+                                  <m:rPr>
+                                    <m:sty m:val="p"/>
+                                  </m:rPr>
+                                  <m:t>,</m:t>
+                                </m:r>
+                                <m:r>
+                                  <m:t>c</m:t>
+                                </m:r>
+                                <m:r>
+                                  <m:rPr>
+                                    <m:sty m:val="p"/>
+                                  </m:rPr>
+                                  <m:t>=</m:t>
+                                </m:r>
+                                <m:r>
+                                  <m:t>0</m:t>
+                                </m:r>
+                              </m:sup>
+                            </m:sSup>
                             <m:r>
-                              <m:t>Y</m:t>
+                              <m:rPr>
+                                <m:sty m:val="p"/>
+                              </m:rPr>
+                              <m:t>∣</m:t>
                             </m:r>
-                          </m:e>
-                          <m:sup>
+                            <m:r>
+                              <m:t>A</m:t>
+                            </m:r>
+                            <m:r>
+                              <m:rPr>
+                                <m:sty m:val="p"/>
+                              </m:rPr>
+                              <m:t>=</m:t>
+                            </m:r>
                             <m:r>
                               <m:t>a</m:t>
                             </m:r>
@@ -2391,7 +2582,7 @@
                               <m:t>,</m:t>
                             </m:r>
                             <m:r>
-                              <m:t>c</m:t>
+                              <m:t>C</m:t>
                             </m:r>
                             <m:r>
                               <m:rPr>
@@ -2402,31 +2593,31 @@
                             <m:r>
                               <m:t>0</m:t>
                             </m:r>
-                          </m:sup>
-                        </m:sSup>
-                        <m:r>
-                          <m:rPr>
-                            <m:sty m:val="p"/>
-                          </m:rPr>
-                          <m:t>∣</m:t>
-                        </m:r>
-                        <m:r>
-                          <m:t>L</m:t>
-                        </m:r>
-                        <m:r>
-                          <m:rPr>
-                            <m:sty m:val="p"/>
-                          </m:rPr>
-                          <m:t>=</m:t>
-                        </m:r>
-                        <m:r>
-                          <m:t>l</m:t>
+                            <m:r>
+                              <m:rPr>
+                                <m:sty m:val="p"/>
+                              </m:rPr>
+                              <m:t>,</m:t>
+                            </m:r>
+                            <m:r>
+                              <m:t>L</m:t>
+                            </m:r>
+                            <m:r>
+                              <m:rPr>
+                                <m:sty m:val="p"/>
+                              </m:rPr>
+                              <m:t>=</m:t>
+                            </m:r>
+                            <m:r>
+                              <m:t>l</m:t>
+                            </m:r>
+                          </m:e>
+                        </m:d>
+                        <m:r>
+                          <m:t>​</m:t>
                         </m:r>
                       </m:e>
-                    </m:d>
-                    <m:r>
-                      <m:t>​</m:t>
-                    </m:r>
+                    </m:nary>
                     <m:r>
                       <m:rPr>
                         <m:sty m:val="p"/>
@@ -2468,7 +2659,48 @@
                         <m:nor/>
                         <m:sty m:val="p"/>
                       </m:rPr>
-                      <m:t>(law of total expectation)</m:t>
+                      <m:t>(exchangeability for </m:t>
+                    </m:r>
+                    <m:r>
+                      <m:rPr>
+                        <m:sty m:val="p"/>
+                      </m:rPr>
+                      <m:t>(</m:t>
+                    </m:r>
+                    <m:r>
+                      <m:t>A</m:t>
+                    </m:r>
+                    <m:r>
+                      <m:rPr>
+                        <m:sty m:val="p"/>
+                      </m:rPr>
+                      <m:t>,</m:t>
+                    </m:r>
+                    <m:r>
+                      <m:t>C</m:t>
+                    </m:r>
+                    <m:r>
+                      <m:rPr>
+                        <m:sty m:val="p"/>
+                      </m:rPr>
+                      <m:t>)</m:t>
+                    </m:r>
+                    <m:r>
+                      <m:rPr>
+                        <m:nor/>
+                        <m:sty m:val="p"/>
+                      </m:rPr>
+                      <m:t> given </m:t>
+                    </m:r>
+                    <m:r>
+                      <m:t>L</m:t>
+                    </m:r>
+                    <m:r>
+                      <m:rPr>
+                        <m:nor/>
+                        <m:sty m:val="p"/>
+                      </m:rPr>
+                      <m:t>; positivity)</m:t>
                     </m:r>
                   </m:e>
                   <m:e>
@@ -2501,30 +2733,40 @@
                       <m:e>
                         <m:r>
                           <m:rPr>
+                            <m:scr m:val="double-struck"/>
                             <m:sty m:val="p"/>
                           </m:rPr>
                           <m:t>E</m:t>
                         </m:r>
-                      </m:e>
-                    </m:nary>
-                    <m:r>
-                      <m:t>​</m:t>
-                    </m:r>
-                    <m:d>
-                      <m:dPr>
-                        <m:begChr m:val="["/>
-                        <m:sepChr m:val=""/>
-                        <m:endChr m:val="]"/>
-                        <m:grow/>
-                      </m:dPr>
-                      <m:e>
-                        <m:sSup>
+                        <m:r>
+                          <m:t>​</m:t>
+                        </m:r>
+                        <m:d>
+                          <m:dPr>
+                            <m:begChr m:val="["/>
+                            <m:sepChr m:val=""/>
+                            <m:endChr m:val="]"/>
+                            <m:grow/>
+                          </m:dPr>
                           <m:e>
                             <m:r>
                               <m:t>Y</m:t>
                             </m:r>
-                          </m:e>
-                          <m:sup>
+                            <m:r>
+                              <m:rPr>
+                                <m:sty m:val="p"/>
+                              </m:rPr>
+                              <m:t>∣</m:t>
+                            </m:r>
+                            <m:r>
+                              <m:t>A</m:t>
+                            </m:r>
+                            <m:r>
+                              <m:rPr>
+                                <m:sty m:val="p"/>
+                              </m:rPr>
+                              <m:t>=</m:t>
+                            </m:r>
                             <m:r>
                               <m:t>a</m:t>
                             </m:r>
@@ -2535,7 +2777,7 @@
                               <m:t>,</m:t>
                             </m:r>
                             <m:r>
-                              <m:t>c</m:t>
+                              <m:t>C</m:t>
                             </m:r>
                             <m:r>
                               <m:rPr>
@@ -2546,261 +2788,31 @@
                             <m:r>
                               <m:t>0</m:t>
                             </m:r>
-                          </m:sup>
-                        </m:sSup>
-                        <m:r>
-                          <m:rPr>
-                            <m:sty m:val="p"/>
-                          </m:rPr>
-                          <m:t>∣</m:t>
-                        </m:r>
-                        <m:r>
-                          <m:t>A</m:t>
-                        </m:r>
-                        <m:r>
-                          <m:rPr>
-                            <m:sty m:val="p"/>
-                          </m:rPr>
-                          <m:t>=</m:t>
-                        </m:r>
-                        <m:r>
-                          <m:t>a</m:t>
-                        </m:r>
-                        <m:r>
-                          <m:rPr>
-                            <m:sty m:val="p"/>
-                          </m:rPr>
-                          <m:t>,</m:t>
-                        </m:r>
-                        <m:r>
-                          <m:t>C</m:t>
-                        </m:r>
-                        <m:r>
-                          <m:rPr>
-                            <m:sty m:val="p"/>
-                          </m:rPr>
-                          <m:t>=</m:t>
-                        </m:r>
-                        <m:r>
-                          <m:t>0</m:t>
-                        </m:r>
-                        <m:r>
-                          <m:rPr>
-                            <m:sty m:val="p"/>
-                          </m:rPr>
-                          <m:t>,</m:t>
-                        </m:r>
-                        <m:r>
-                          <m:t>L</m:t>
-                        </m:r>
-                        <m:r>
-                          <m:rPr>
-                            <m:sty m:val="p"/>
-                          </m:rPr>
-                          <m:t>=</m:t>
-                        </m:r>
-                        <m:r>
-                          <m:t>l</m:t>
-                        </m:r>
-                      </m:e>
-                    </m:d>
-                    <m:r>
-                      <m:t>​</m:t>
-                    </m:r>
-                    <m:r>
-                      <m:rPr>
-                        <m:sty m:val="p"/>
-                      </m:rPr>
-                      <m:t>Pr</m:t>
-                    </m:r>
-                    <m:r>
-                      <m:rPr>
-                        <m:sty m:val="p"/>
-                      </m:rPr>
-                      <m:t>[</m:t>
-                    </m:r>
-                    <m:r>
-                      <m:t>L</m:t>
-                    </m:r>
-                    <m:r>
-                      <m:rPr>
-                        <m:sty m:val="p"/>
-                      </m:rPr>
-                      <m:t>=</m:t>
-                    </m:r>
-                    <m:r>
-                      <m:t>l</m:t>
-                    </m:r>
-                    <m:r>
-                      <m:rPr>
-                        <m:sty m:val="p"/>
-                      </m:rPr>
-                      <m:t>]</m:t>
-                    </m:r>
-                    <m:r>
-                      <m:t>&amp;</m:t>
-                    </m:r>
-                    <m:r>
-                      <m:t>&amp;</m:t>
-                    </m:r>
-                    <m:r>
-                      <m:rPr>
-                        <m:nor/>
-                        <m:sty m:val="p"/>
-                      </m:rPr>
-                      <m:t>(exchangeability for </m:t>
-                    </m:r>
-                    <m:r>
-                      <m:rPr>
-                        <m:sty m:val="p"/>
-                      </m:rPr>
-                      <m:t>(</m:t>
-                    </m:r>
-                    <m:r>
-                      <m:t>A</m:t>
-                    </m:r>
-                    <m:r>
-                      <m:rPr>
-                        <m:sty m:val="p"/>
-                      </m:rPr>
-                      <m:t>,</m:t>
-                    </m:r>
-                    <m:r>
-                      <m:t>C</m:t>
-                    </m:r>
-                    <m:r>
-                      <m:rPr>
-                        <m:sty m:val="p"/>
-                      </m:rPr>
-                      <m:t>)</m:t>
-                    </m:r>
-                    <m:r>
-                      <m:rPr>
-                        <m:nor/>
-                        <m:sty m:val="p"/>
-                      </m:rPr>
-                      <m:t> given </m:t>
-                    </m:r>
-                    <m:r>
-                      <m:t>L</m:t>
-                    </m:r>
-                    <m:r>
-                      <m:rPr>
-                        <m:nor/>
-                        <m:sty m:val="p"/>
-                      </m:rPr>
-                      <m:t>; positivity)</m:t>
-                    </m:r>
-                  </m:e>
-                  <m:e>
-                    <m:r>
-                      <m:t>&amp;</m:t>
-                    </m:r>
-                    <m:r>
-                      <m:rPr>
-                        <m:sty m:val="p"/>
-                      </m:rPr>
-                      <m:t>=</m:t>
-                    </m:r>
-                    <m:nary>
-                      <m:naryPr>
-                        <m:chr m:val="∑"/>
-                        <m:limLoc m:val="undOvr"/>
-                        <m:subHide m:val="off"/>
-                        <m:supHide m:val="on"/>
-                      </m:naryPr>
-                      <m:sub>
-                        <m:r>
-                          <m:t>l</m:t>
-                        </m:r>
-                      </m:sub>
-                      <m:sup>
+                            <m:r>
+                              <m:rPr>
+                                <m:sty m:val="p"/>
+                              </m:rPr>
+                              <m:t>,</m:t>
+                            </m:r>
+                            <m:r>
+                              <m:t>L</m:t>
+                            </m:r>
+                            <m:r>
+                              <m:rPr>
+                                <m:sty m:val="p"/>
+                              </m:rPr>
+                              <m:t>=</m:t>
+                            </m:r>
+                            <m:r>
+                              <m:t>l</m:t>
+                            </m:r>
+                          </m:e>
+                        </m:d>
                         <m:r>
                           <m:t>​</m:t>
-                        </m:r>
-                      </m:sup>
-                      <m:e>
-                        <m:r>
-                          <m:rPr>
-                            <m:sty m:val="p"/>
-                          </m:rPr>
-                          <m:t>E</m:t>
                         </m:r>
                       </m:e>
                     </m:nary>
-                    <m:r>
-                      <m:t>​</m:t>
-                    </m:r>
-                    <m:d>
-                      <m:dPr>
-                        <m:begChr m:val="["/>
-                        <m:sepChr m:val=""/>
-                        <m:endChr m:val="]"/>
-                        <m:grow/>
-                      </m:dPr>
-                      <m:e>
-                        <m:r>
-                          <m:t>Y</m:t>
-                        </m:r>
-                        <m:r>
-                          <m:rPr>
-                            <m:sty m:val="p"/>
-                          </m:rPr>
-                          <m:t>∣</m:t>
-                        </m:r>
-                        <m:r>
-                          <m:t>A</m:t>
-                        </m:r>
-                        <m:r>
-                          <m:rPr>
-                            <m:sty m:val="p"/>
-                          </m:rPr>
-                          <m:t>=</m:t>
-                        </m:r>
-                        <m:r>
-                          <m:t>a</m:t>
-                        </m:r>
-                        <m:r>
-                          <m:rPr>
-                            <m:sty m:val="p"/>
-                          </m:rPr>
-                          <m:t>,</m:t>
-                        </m:r>
-                        <m:r>
-                          <m:t>C</m:t>
-                        </m:r>
-                        <m:r>
-                          <m:rPr>
-                            <m:sty m:val="p"/>
-                          </m:rPr>
-                          <m:t>=</m:t>
-                        </m:r>
-                        <m:r>
-                          <m:t>0</m:t>
-                        </m:r>
-                        <m:r>
-                          <m:rPr>
-                            <m:sty m:val="p"/>
-                          </m:rPr>
-                          <m:t>,</m:t>
-                        </m:r>
-                        <m:r>
-                          <m:t>L</m:t>
-                        </m:r>
-                        <m:r>
-                          <m:rPr>
-                            <m:sty m:val="p"/>
-                          </m:rPr>
-                          <m:t>=</m:t>
-                        </m:r>
-                        <m:r>
-                          <m:t>l</m:t>
-                        </m:r>
-                      </m:e>
-                    </m:d>
-                    <m:r>
-                      <m:t>​</m:t>
-                    </m:r>
                     <m:r>
                       <m:rPr>
                         <m:sty m:val="p"/>
@@ -3046,6 +3058,7 @@
       <m:oMath>
         <m:r>
           <m:rPr>
+            <m:scr m:val="double-struck"/>
             <m:sty m:val="p"/>
           </m:rPr>
           <m:t>E</m:t>
@@ -3144,6 +3157,7 @@
       <m:oMath>
         <m:r>
           <m:rPr>
+            <m:scr m:val="double-struck"/>
             <m:sty m:val="p"/>
           </m:rPr>
           <m:t>E</m:t>
@@ -3690,6 +3704,7 @@
             <m:oMath>
               <m:r>
                 <m:rPr>
+                  <m:scr m:val="double-struck"/>
                   <m:sty m:val="p"/>
                 </m:rPr>
                 <m:t>E</m:t>
@@ -3932,6 +3947,7 @@
             <m:oMath>
               <m:r>
                 <m:rPr>
+                  <m:scr m:val="double-struck"/>
                   <m:sty m:val="p"/>
                 </m:rPr>
                 <m:t>E</m:t>
@@ -4114,6 +4130,7 @@
             <m:oMath>
               <m:r>
                 <m:rPr>
+                  <m:scr m:val="double-struck"/>
                   <m:sty m:val="p"/>
                 </m:rPr>
                 <m:t>E</m:t>
@@ -5002,85 +5019,86 @@
                   <m:e>
                     <m:r>
                       <m:rPr>
+                        <m:scr m:val="double-struck"/>
                         <m:sty m:val="p"/>
                       </m:rPr>
                       <m:t>E</m:t>
                     </m:r>
+                    <m:r>
+                      <m:t>​</m:t>
+                    </m:r>
+                    <m:d>
+                      <m:dPr>
+                        <m:begChr m:val="["/>
+                        <m:sepChr m:val=""/>
+                        <m:endChr m:val="]"/>
+                        <m:grow/>
+                      </m:dPr>
+                      <m:e>
+                        <m:r>
+                          <m:t>Y</m:t>
+                        </m:r>
+                        <m:r>
+                          <m:rPr>
+                            <m:sty m:val="p"/>
+                          </m:rPr>
+                          <m:t>∣</m:t>
+                        </m:r>
+                        <m:r>
+                          <m:t>A</m:t>
+                        </m:r>
+                        <m:r>
+                          <m:rPr>
+                            <m:sty m:val="p"/>
+                          </m:rPr>
+                          <m:t>=</m:t>
+                        </m:r>
+                        <m:r>
+                          <m:t>a</m:t>
+                        </m:r>
+                        <m:r>
+                          <m:rPr>
+                            <m:sty m:val="p"/>
+                          </m:rPr>
+                          <m:t>,</m:t>
+                        </m:r>
+                        <m:r>
+                          <m:t>C</m:t>
+                        </m:r>
+                        <m:r>
+                          <m:rPr>
+                            <m:sty m:val="p"/>
+                          </m:rPr>
+                          <m:t>=</m:t>
+                        </m:r>
+                        <m:r>
+                          <m:t>0</m:t>
+                        </m:r>
+                        <m:r>
+                          <m:rPr>
+                            <m:sty m:val="p"/>
+                          </m:rPr>
+                          <m:t>,</m:t>
+                        </m:r>
+                        <m:r>
+                          <m:t>L</m:t>
+                        </m:r>
+                        <m:r>
+                          <m:rPr>
+                            <m:sty m:val="p"/>
+                          </m:rPr>
+                          <m:t>=</m:t>
+                        </m:r>
+                        <m:r>
+                          <m:t>l</m:t>
+                        </m:r>
+                      </m:e>
+                    </m:d>
+                    <m:r>
+                      <m:t>​</m:t>
+                    </m:r>
                   </m:e>
                 </m:nary>
-                <m:r>
-                  <m:t>​</m:t>
-                </m:r>
-                <m:d>
-                  <m:dPr>
-                    <m:begChr m:val="["/>
-                    <m:sepChr m:val=""/>
-                    <m:endChr m:val="]"/>
-                    <m:grow/>
-                  </m:dPr>
-                  <m:e>
-                    <m:r>
-                      <m:t>Y</m:t>
-                    </m:r>
-                    <m:r>
-                      <m:rPr>
-                        <m:sty m:val="p"/>
-                      </m:rPr>
-                      <m:t>∣</m:t>
-                    </m:r>
-                    <m:r>
-                      <m:t>A</m:t>
-                    </m:r>
-                    <m:r>
-                      <m:rPr>
-                        <m:sty m:val="p"/>
-                      </m:rPr>
-                      <m:t>=</m:t>
-                    </m:r>
-                    <m:r>
-                      <m:t>a</m:t>
-                    </m:r>
-                    <m:r>
-                      <m:rPr>
-                        <m:sty m:val="p"/>
-                      </m:rPr>
-                      <m:t>,</m:t>
-                    </m:r>
-                    <m:r>
-                      <m:t>C</m:t>
-                    </m:r>
-                    <m:r>
-                      <m:rPr>
-                        <m:sty m:val="p"/>
-                      </m:rPr>
-                      <m:t>=</m:t>
-                    </m:r>
-                    <m:r>
-                      <m:t>0</m:t>
-                    </m:r>
-                    <m:r>
-                      <m:rPr>
-                        <m:sty m:val="p"/>
-                      </m:rPr>
-                      <m:t>,</m:t>
-                    </m:r>
-                    <m:r>
-                      <m:t>L</m:t>
-                    </m:r>
-                    <m:r>
-                      <m:rPr>
-                        <m:sty m:val="p"/>
-                      </m:rPr>
-                      <m:t>=</m:t>
-                    </m:r>
-                    <m:r>
-                      <m:t>l</m:t>
-                    </m:r>
-                  </m:e>
-                </m:d>
-                <m:r>
-                  <m:t>​</m:t>
-                </m:r>
                 <m:r>
                   <m:rPr>
                     <m:sty m:val="p"/>
@@ -5119,6 +5137,7 @@
                 </m:r>
                 <m:r>
                   <m:rPr>
+                    <m:scr m:val="double-struck"/>
                     <m:sty m:val="p"/>
                   </m:rPr>
                   <m:t>E</m:t>
@@ -5136,6 +5155,7 @@
                   <m:e>
                     <m:r>
                       <m:rPr>
+                        <m:scr m:val="double-struck"/>
                         <m:sty m:val="p"/>
                       </m:rPr>
                       <m:t>E</m:t>
@@ -5340,6 +5360,7 @@
               </m:r>
               <m:r>
                 <m:rPr>
+                  <m:scr m:val="double-struck"/>
                   <m:sty m:val="p"/>
                 </m:rPr>
                 <m:t>E</m:t>
@@ -5427,6 +5448,7 @@
             <m:oMath>
               <m:r>
                 <m:rPr>
+                  <m:scr m:val="double-struck"/>
                   <m:sty m:val="p"/>
                 </m:rPr>
                 <m:t>E</m:t>
@@ -5657,90 +5679,90 @@
                 </m:rPr>
                 <m:t/>
               </m:r>
+              <m:r>
+                <m:t>​</m:t>
+              </m:r>
+              <m:d>
+                <m:dPr>
+                  <m:begChr m:val="["/>
+                  <m:sepChr m:val=""/>
+                  <m:endChr m:val="]"/>
+                  <m:grow/>
+                </m:dPr>
+                <m:e>
+                  <m:r>
+                    <m:t>Y</m:t>
+                  </m:r>
+                  <m:r>
+                    <m:rPr>
+                      <m:sty m:val="p"/>
+                    </m:rPr>
+                    <m:t>∣</m:t>
+                  </m:r>
+                  <m:r>
+                    <m:t>A</m:t>
+                  </m:r>
+                  <m:r>
+                    <m:rPr>
+                      <m:sty m:val="p"/>
+                    </m:rPr>
+                    <m:t>=</m:t>
+                  </m:r>
+                  <m:r>
+                    <m:t>a</m:t>
+                  </m:r>
+                  <m:r>
+                    <m:rPr>
+                      <m:sty m:val="p"/>
+                    </m:rPr>
+                    <m:t>,</m:t>
+                  </m:r>
+                  <m:r>
+                    <m:t>C</m:t>
+                  </m:r>
+                  <m:r>
+                    <m:rPr>
+                      <m:sty m:val="p"/>
+                    </m:rPr>
+                    <m:t>=</m:t>
+                  </m:r>
+                  <m:r>
+                    <m:t>0</m:t>
+                  </m:r>
+                  <m:r>
+                    <m:rPr>
+                      <m:sty m:val="p"/>
+                    </m:rPr>
+                    <m:t>,</m:t>
+                  </m:r>
+                  <m:r>
+                    <m:t>L</m:t>
+                  </m:r>
+                  <m:r>
+                    <m:rPr>
+                      <m:sty m:val="p"/>
+                    </m:rPr>
+                    <m:t>=</m:t>
+                  </m:r>
+                  <m:sSub>
+                    <m:e>
+                      <m:r>
+                        <m:t>L</m:t>
+                      </m:r>
+                    </m:e>
+                    <m:sub>
+                      <m:r>
+                        <m:t>i</m:t>
+                      </m:r>
+                    </m:sub>
+                  </m:sSub>
+                </m:e>
+              </m:d>
+              <m:r>
+                <m:t>​</m:t>
+              </m:r>
             </m:e>
           </m:nary>
-          <m:r>
-            <m:t>​</m:t>
-          </m:r>
-          <m:d>
-            <m:dPr>
-              <m:begChr m:val="["/>
-              <m:sepChr m:val=""/>
-              <m:endChr m:val="]"/>
-              <m:grow/>
-            </m:dPr>
-            <m:e>
-              <m:r>
-                <m:t>Y</m:t>
-              </m:r>
-              <m:r>
-                <m:rPr>
-                  <m:sty m:val="p"/>
-                </m:rPr>
-                <m:t>∣</m:t>
-              </m:r>
-              <m:r>
-                <m:t>A</m:t>
-              </m:r>
-              <m:r>
-                <m:rPr>
-                  <m:sty m:val="p"/>
-                </m:rPr>
-                <m:t>=</m:t>
-              </m:r>
-              <m:r>
-                <m:t>a</m:t>
-              </m:r>
-              <m:r>
-                <m:rPr>
-                  <m:sty m:val="p"/>
-                </m:rPr>
-                <m:t>,</m:t>
-              </m:r>
-              <m:r>
-                <m:t>C</m:t>
-              </m:r>
-              <m:r>
-                <m:rPr>
-                  <m:sty m:val="p"/>
-                </m:rPr>
-                <m:t>=</m:t>
-              </m:r>
-              <m:r>
-                <m:t>0</m:t>
-              </m:r>
-              <m:r>
-                <m:rPr>
-                  <m:sty m:val="p"/>
-                </m:rPr>
-                <m:t>,</m:t>
-              </m:r>
-              <m:r>
-                <m:t>L</m:t>
-              </m:r>
-              <m:r>
-                <m:rPr>
-                  <m:sty m:val="p"/>
-                </m:rPr>
-                <m:t>=</m:t>
-              </m:r>
-              <m:sSub>
-                <m:e>
-                  <m:r>
-                    <m:t>L</m:t>
-                  </m:r>
-                </m:e>
-                <m:sub>
-                  <m:r>
-                    <m:t>i</m:t>
-                  </m:r>
-                </m:sub>
-              </m:sSub>
-            </m:e>
-          </m:d>
-          <m:r>
-            <m:t>​</m:t>
-          </m:r>
         </m:oMath>
       </m:oMathPara>
     </w:p>
@@ -7929,6 +7951,7 @@
             <m:oMath>
               <m:r>
                 <m:rPr>
+                  <m:scr m:val="double-struck"/>
                   <m:sty m:val="p"/>
                 </m:rPr>
                 <m:t>E</m:t>
@@ -8806,6 +8829,7 @@
             <m:oMath>
               <m:r>
                 <m:rPr>
+                  <m:scr m:val="double-struck"/>
                   <m:sty m:val="p"/>
                 </m:rPr>
                 <m:t>E</m:t>
@@ -9046,6 +9070,7 @@
       <m:oMath>
         <m:r>
           <m:rPr>
+            <m:scr m:val="double-struck"/>
             <m:sty m:val="p"/>
           </m:rPr>
           <m:t>E</m:t>
@@ -9095,6 +9120,7 @@
         </m:r>
         <m:r>
           <m:rPr>
+            <m:scr m:val="double-struck"/>
             <m:sty m:val="p"/>
           </m:rPr>
           <m:t>E</m:t>
@@ -9625,6 +9651,7 @@
             <m:oMath>
               <m:r>
                 <m:rPr>
+                  <m:scr m:val="double-struck"/>
                   <m:sty m:val="p"/>
                 </m:rPr>
                 <m:t>E</m:t>
@@ -10292,6 +10319,7 @@
               </m:limUpp>
               <m:r>
                 <m:rPr>
+                  <m:scr m:val="double-struck"/>
                   <m:sty m:val="p"/>
                 </m:rPr>
                 <m:t>E</m:t>
@@ -10515,6 +10543,7 @@
             <m:oMath>
               <m:r>
                 <m:rPr>
+                  <m:scr m:val="double-struck"/>
                   <m:sty m:val="p"/>
                 </m:rPr>
                 <m:t>E</m:t>
@@ -10706,6 +10735,7 @@
             <m:oMath>
               <m:r>
                 <m:rPr>
+                  <m:scr m:val="double-struck"/>
                   <m:sty m:val="p"/>
                 </m:rPr>
                 <m:t>E</m:t>
@@ -10764,48 +10794,48 @@
                 <m:jc m:val="center"/>
               </m:oMathParaPr>
               <m:oMath>
-                <m:r>
-                  <m:rPr>
-                    <m:sty m:val="p"/>
-                  </m:rPr>
-                  <m:t/>
-                </m:r>
-                <m:r>
-                  <m:t>​</m:t>
-                </m:r>
-                <m:d>
-                  <m:dPr>
-                    <m:begChr m:val="["/>
-                    <m:sepChr m:val=""/>
-                    <m:endChr m:val="]"/>
-                    <m:grow/>
-                  </m:dPr>
-                  <m:e>
-                    <m:sSup>
-                      <m:e>
-                        <m:r>
-                          <m:t>Y</m:t>
-                        </m:r>
-                      </m:e>
-                      <m:sup>
-                        <m:r>
-                          <m:t>a</m:t>
-                        </m:r>
-                        <m:r>
-                          <m:rPr>
-                            <m:sty m:val="p"/>
-                          </m:rPr>
-                          <m:t>=</m:t>
-                        </m:r>
-                        <m:r>
-                          <m:t>1</m:t>
-                        </m:r>
-                      </m:sup>
-                    </m:sSup>
-                  </m:e>
-                </m:d>
                 <m:sSub>
                   <m:e>
+                    <m:r>
+                      <m:rPr>
+                        <m:sty m:val="p"/>
+                      </m:rPr>
+                      <m:t/>
+                    </m:r>
+                    <m:r>
+                      <m:t>​</m:t>
+                    </m:r>
+                    <m:d>
+                      <m:dPr>
+                        <m:begChr m:val="["/>
+                        <m:sepChr m:val=""/>
+                        <m:endChr m:val="]"/>
+                        <m:grow/>
+                      </m:dPr>
+                      <m:e>
+                        <m:sSup>
+                          <m:e>
+                            <m:r>
+                              <m:t>Y</m:t>
+                            </m:r>
+                          </m:e>
+                          <m:sup>
+                            <m:r>
+                              <m:t>a</m:t>
+                            </m:r>
+                            <m:r>
+                              <m:rPr>
+                                <m:sty m:val="p"/>
+                              </m:rPr>
+                              <m:t>=</m:t>
+                            </m:r>
+                            <m:r>
+                              <m:t>1</m:t>
+                            </m:r>
+                          </m:sup>
+                        </m:sSup>
+                      </m:e>
+                    </m:d>
                     <m:r>
                       <m:t>​</m:t>
                     </m:r>
@@ -11284,6 +11314,7 @@
               <m:oMath>
                 <m:r>
                   <m:rPr>
+                    <m:scr m:val="double-struck"/>
                     <m:sty m:val="p"/>
                   </m:rPr>
                   <m:t>E</m:t>
@@ -11333,6 +11364,7 @@
                 </m:r>
                 <m:r>
                   <m:rPr>
+                    <m:scr m:val="double-struck"/>
                     <m:sty m:val="p"/>
                   </m:rPr>
                   <m:t>E</m:t>
@@ -11379,6 +11411,7 @@
                 </m:r>
                 <m:r>
                   <m:rPr>
+                    <m:scr m:val="double-struck"/>
                     <m:sty m:val="p"/>
                   </m:rPr>
                   <m:t>E</m:t>
@@ -12712,6 +12745,7 @@
             <m:oMath>
               <m:r>
                 <m:rPr>
+                  <m:scr m:val="double-struck"/>
                   <m:sty m:val="p"/>
                 </m:rPr>
                 <m:t>E</m:t>
@@ -12776,6 +12810,7 @@
             <m:oMath>
               <m:r>
                 <m:rPr>
+                  <m:scr m:val="double-struck"/>
                   <m:sty m:val="p"/>
                 </m:rPr>
                 <m:t>E</m:t>
@@ -12929,6 +12964,7 @@
             <m:oMath>
               <m:r>
                 <m:rPr>
+                  <m:scr m:val="double-struck"/>
                   <m:sty m:val="p"/>
                 </m:rPr>
                 <m:t>E</m:t>
@@ -13130,6 +13166,7 @@
               <m:oMath>
                 <m:r>
                   <m:rPr>
+                    <m:scr m:val="double-struck"/>
                     <m:sty m:val="p"/>
                   </m:rPr>
                   <m:t>E</m:t>
@@ -13287,6 +13324,7 @@
                 </m:r>
                 <m:r>
                   <m:rPr>
+                    <m:scr m:val="double-struck"/>
                     <m:sty m:val="p"/>
                   </m:rPr>
                   <m:t>E</m:t>
@@ -13336,6 +13374,7 @@
                 </m:r>
                 <m:r>
                   <m:rPr>
+                    <m:scr m:val="double-struck"/>
                     <m:sty m:val="p"/>
                   </m:rPr>
                   <m:t>E</m:t>
@@ -13732,6 +13771,7 @@
                   <m:e>
                     <m:r>
                       <m:rPr>
+                        <m:scr m:val="double-struck"/>
                         <m:sty m:val="p"/>
                       </m:rPr>
                       <m:t>E</m:t>
@@ -13914,6 +13954,7 @@
                         </m:r>
                         <m:r>
                           <m:rPr>
+                            <m:scr m:val="double-struck"/>
                             <m:sty m:val="p"/>
                           </m:rPr>
                           <m:t>E</m:t>
@@ -14258,6 +14299,7 @@
                   <m:e>
                     <m:r>
                       <m:rPr>
+                        <m:scr m:val="double-struck"/>
                         <m:sty m:val="p"/>
                       </m:rPr>
                       <m:t>E</m:t>
@@ -14310,6 +14352,7 @@
                     </m:r>
                     <m:r>
                       <m:rPr>
+                        <m:scr m:val="double-struck"/>
                         <m:sty m:val="p"/>
                       </m:rPr>
                       <m:t>E</m:t>
@@ -14327,6 +14370,7 @@
                       <m:e>
                         <m:r>
                           <m:rPr>
+                            <m:scr m:val="double-struck"/>
                             <m:sty m:val="p"/>
                           </m:rPr>
                           <m:t>E</m:t>
@@ -14408,6 +14452,7 @@
                     </m:r>
                     <m:r>
                       <m:rPr>
+                        <m:scr m:val="double-struck"/>
                         <m:sty m:val="p"/>
                       </m:rPr>
                       <m:t>E</m:t>
@@ -14425,6 +14470,7 @@
                       <m:e>
                         <m:r>
                           <m:rPr>
+                            <m:scr m:val="double-struck"/>
                             <m:sty m:val="p"/>
                           </m:rPr>
                           <m:t>E</m:t>
@@ -14524,6 +14570,7 @@
                     </m:r>
                     <m:r>
                       <m:rPr>
+                        <m:scr m:val="double-struck"/>
                         <m:sty m:val="p"/>
                       </m:rPr>
                       <m:t>E</m:t>
@@ -14541,6 +14588,7 @@
                       <m:e>
                         <m:r>
                           <m:rPr>
+                            <m:scr m:val="double-struck"/>
                             <m:sty m:val="p"/>
                           </m:rPr>
                           <m:t>E</m:t>
@@ -14622,6 +14670,7 @@
                     </m:r>
                     <m:r>
                       <m:rPr>
+                        <m:scr m:val="double-struck"/>
                         <m:sty m:val="p"/>
                       </m:rPr>
                       <m:t>E</m:t>
@@ -15185,6 +15234,7 @@
               </m:r>
               <m:r>
                 <m:rPr>
+                  <m:scr m:val="double-struck"/>
                   <m:sty m:val="p"/>
                 </m:rPr>
                 <m:t>E</m:t>
@@ -15291,6 +15341,7 @@
               </m:r>
               <m:r>
                 <m:rPr>
+                  <m:scr m:val="double-struck"/>
                   <m:sty m:val="p"/>
                 </m:rPr>
                 <m:t>E</m:t>
@@ -15367,6 +15418,7 @@
             <m:oMath>
               <m:r>
                 <m:rPr>
+                  <m:scr m:val="double-struck"/>
                   <m:sty m:val="p"/>
                 </m:rPr>
                 <m:t>E</m:t>
@@ -15454,6 +15506,7 @@
                     </m:r>
                     <m:r>
                       <m:rPr>
+                        <m:scr m:val="double-struck"/>
                         <m:sty m:val="p"/>
                       </m:rPr>
                       <m:t>E</m:t>
@@ -15611,6 +15664,7 @@
                     </m:r>
                     <m:r>
                       <m:rPr>
+                        <m:scr m:val="double-struck"/>
                         <m:sty m:val="p"/>
                       </m:rPr>
                       <m:t>E</m:t>
@@ -15665,6 +15719,7 @@
                     </m:r>
                     <m:r>
                       <m:rPr>
+                        <m:scr m:val="double-struck"/>
                         <m:sty m:val="p"/>
                       </m:rPr>
                       <m:t>E</m:t>
@@ -15822,6 +15877,7 @@
                     </m:r>
                     <m:r>
                       <m:rPr>
+                        <m:scr m:val="double-struck"/>
                         <m:sty m:val="p"/>
                       </m:rPr>
                       <m:t>E</m:t>
@@ -15886,6 +15942,7 @@
                     </m:r>
                     <m:r>
                       <m:rPr>
+                        <m:scr m:val="double-struck"/>
                         <m:sty m:val="p"/>
                       </m:rPr>
                       <m:t>E</m:t>
@@ -15944,6 +16001,7 @@
                     </m:r>
                     <m:r>
                       <m:rPr>
+                        <m:scr m:val="double-struck"/>
                         <m:sty m:val="p"/>
                       </m:rPr>
                       <m:t>E</m:t>
@@ -16065,6 +16123,7 @@
                     </m:r>
                     <m:r>
                       <m:rPr>
+                        <m:scr m:val="double-struck"/>
                         <m:sty m:val="p"/>
                       </m:rPr>
                       <m:t>E</m:t>
@@ -16129,6 +16188,7 @@
                     </m:r>
                     <m:r>
                       <m:rPr>
+                        <m:scr m:val="double-struck"/>
                         <m:sty m:val="p"/>
                       </m:rPr>
                       <m:t>E</m:t>
@@ -16187,6 +16247,7 @@
                     </m:r>
                     <m:r>
                       <m:rPr>
+                        <m:scr m:val="double-struck"/>
                         <m:sty m:val="p"/>
                       </m:rPr>
                       <m:t>E</m:t>
@@ -16338,6 +16399,7 @@
                     </m:r>
                     <m:r>
                       <m:rPr>
+                        <m:scr m:val="double-struck"/>
                         <m:sty m:val="p"/>
                       </m:rPr>
                       <m:t>E</m:t>
@@ -16402,6 +16464,7 @@
                     </m:r>
                     <m:r>
                       <m:rPr>
+                        <m:scr m:val="double-struck"/>
                         <m:sty m:val="p"/>
                       </m:rPr>
                       <m:t>E</m:t>
@@ -16631,6 +16694,7 @@
                     </m:r>
                     <m:r>
                       <m:rPr>
+                        <m:scr m:val="double-struck"/>
                         <m:sty m:val="p"/>
                       </m:rPr>
                       <m:t>E</m:t>
@@ -16886,6 +16950,7 @@
                     </m:r>
                     <m:r>
                       <m:rPr>
+                        <m:scr m:val="double-struck"/>
                         <m:sty m:val="p"/>
                       </m:rPr>
                       <m:t>E</m:t>
@@ -17942,6 +18007,7 @@
             <m:oMath>
               <m:r>
                 <m:rPr>
+                  <m:scr m:val="double-struck"/>
                   <m:sty m:val="p"/>
                 </m:rPr>
                 <m:t>E</m:t>
@@ -19031,85 +19097,86 @@
           <m:e>
             <m:r>
               <m:rPr>
+                <m:scr m:val="double-struck"/>
                 <m:sty m:val="p"/>
               </m:rPr>
               <m:t>E</m:t>
             </m:r>
+            <m:r>
+              <m:t>​</m:t>
+            </m:r>
+            <m:d>
+              <m:dPr>
+                <m:begChr m:val="["/>
+                <m:sepChr m:val=""/>
+                <m:endChr m:val="]"/>
+                <m:grow/>
+              </m:dPr>
+              <m:e>
+                <m:r>
+                  <m:t>Y</m:t>
+                </m:r>
+                <m:r>
+                  <m:rPr>
+                    <m:sty m:val="p"/>
+                  </m:rPr>
+                  <m:t>∣</m:t>
+                </m:r>
+                <m:r>
+                  <m:t>A</m:t>
+                </m:r>
+                <m:r>
+                  <m:rPr>
+                    <m:sty m:val="p"/>
+                  </m:rPr>
+                  <m:t>=</m:t>
+                </m:r>
+                <m:r>
+                  <m:t>a</m:t>
+                </m:r>
+                <m:r>
+                  <m:rPr>
+                    <m:sty m:val="p"/>
+                  </m:rPr>
+                  <m:t>,</m:t>
+                </m:r>
+                <m:r>
+                  <m:t>C</m:t>
+                </m:r>
+                <m:r>
+                  <m:rPr>
+                    <m:sty m:val="p"/>
+                  </m:rPr>
+                  <m:t>=</m:t>
+                </m:r>
+                <m:r>
+                  <m:t>0</m:t>
+                </m:r>
+                <m:r>
+                  <m:rPr>
+                    <m:sty m:val="p"/>
+                  </m:rPr>
+                  <m:t>,</m:t>
+                </m:r>
+                <m:r>
+                  <m:t>L</m:t>
+                </m:r>
+                <m:r>
+                  <m:rPr>
+                    <m:sty m:val="p"/>
+                  </m:rPr>
+                  <m:t>=</m:t>
+                </m:r>
+                <m:r>
+                  <m:t>l</m:t>
+                </m:r>
+              </m:e>
+            </m:d>
+            <m:r>
+              <m:t>​</m:t>
+            </m:r>
           </m:e>
         </m:nary>
-        <m:r>
-          <m:t>​</m:t>
-        </m:r>
-        <m:d>
-          <m:dPr>
-            <m:begChr m:val="["/>
-            <m:sepChr m:val=""/>
-            <m:endChr m:val="]"/>
-            <m:grow/>
-          </m:dPr>
-          <m:e>
-            <m:r>
-              <m:t>Y</m:t>
-            </m:r>
-            <m:r>
-              <m:rPr>
-                <m:sty m:val="p"/>
-              </m:rPr>
-              <m:t>∣</m:t>
-            </m:r>
-            <m:r>
-              <m:t>A</m:t>
-            </m:r>
-            <m:r>
-              <m:rPr>
-                <m:sty m:val="p"/>
-              </m:rPr>
-              <m:t>=</m:t>
-            </m:r>
-            <m:r>
-              <m:t>a</m:t>
-            </m:r>
-            <m:r>
-              <m:rPr>
-                <m:sty m:val="p"/>
-              </m:rPr>
-              <m:t>,</m:t>
-            </m:r>
-            <m:r>
-              <m:t>C</m:t>
-            </m:r>
-            <m:r>
-              <m:rPr>
-                <m:sty m:val="p"/>
-              </m:rPr>
-              <m:t>=</m:t>
-            </m:r>
-            <m:r>
-              <m:t>0</m:t>
-            </m:r>
-            <m:r>
-              <m:rPr>
-                <m:sty m:val="p"/>
-              </m:rPr>
-              <m:t>,</m:t>
-            </m:r>
-            <m:r>
-              <m:t>L</m:t>
-            </m:r>
-            <m:r>
-              <m:rPr>
-                <m:sty m:val="p"/>
-              </m:rPr>
-              <m:t>=</m:t>
-            </m:r>
-            <m:r>
-              <m:t>l</m:t>
-            </m:r>
-          </m:e>
-        </m:d>
-        <m:r>
-          <m:t>​</m:t>
-        </m:r>
         <m:r>
           <m:rPr>
             <m:sty m:val="p"/>
@@ -19148,6 +19215,7 @@
         </m:r>
         <m:r>
           <m:rPr>
+            <m:scr m:val="double-struck"/>
             <m:sty m:val="p"/>
           </m:rPr>
           <m:t>E</m:t>
@@ -19165,6 +19233,7 @@
           <m:e>
             <m:r>
               <m:rPr>
+                <m:scr m:val="double-struck"/>
                 <m:sty m:val="p"/>
               </m:rPr>
               <m:t>E</m:t>
